--- a/static/Referto_Sport.docx
+++ b/static/Referto_Sport.docx
@@ -6,19 +6,8 @@
       <w:pPr>
         <w:pStyle w:val="Normal"/>
         <w:spacing w:lineRule="auto" w:line="360"/>
-        <w:ind w:left="125" w:hanging="0"/>
+        <w:ind w:hanging="0" w:left="125"/>
         <w:jc w:val="center"/>
-        <w:rPr>
-          <w:rFonts w:eastAsia="Calibri" w:cs="Calibri"/>
-          <w:b/>
-          <w:b/>
-          <w:color w:val="82CBD9"/>
-          <w:spacing w:val="-1"/>
-          <w:sz w:val="36"/>
-          <w:szCs w:val="36"/>
-        </w:rPr>
-      </w:pPr>
-      <w:r>
         <w:rPr>
           <w:rFonts w:eastAsia="Calibri" w:cs="Calibri"/>
           <w:b/>
@@ -27,10 +16,20 @@
           <w:sz w:val="36"/>
           <w:szCs w:val="36"/>
         </w:rPr>
+      </w:pPr>
+      <w:r>
+        <w:rPr>
+          <w:rFonts w:eastAsia="Calibri" w:cs="Calibri"/>
+          <w:b/>
+          <w:color w:val="82CBD9"/>
+          <w:spacing w:val="-1"/>
+          <w:sz w:val="36"/>
+          <w:szCs w:val="36"/>
+        </w:rPr>
         <mc:AlternateContent>
           <mc:Choice Requires="wps">
             <w:drawing>
-              <wp:anchor behindDoc="0" distT="635" distB="635" distL="1270" distR="0" simplePos="0" locked="0" layoutInCell="0" allowOverlap="1" relativeHeight="4">
+              <wp:anchor behindDoc="0" distT="635" distB="635" distL="1270" distR="0" simplePos="0" locked="0" layoutInCell="1" allowOverlap="1" relativeHeight="4">
                 <wp:simplePos x="0" y="0"/>
                 <wp:positionH relativeFrom="column">
                   <wp:posOffset>30480</wp:posOffset>
@@ -92,7 +91,7 @@
       <w:pPr>
         <w:pStyle w:val="Normal"/>
         <w:spacing w:lineRule="auto" w:line="360"/>
-        <w:ind w:left="125" w:hanging="0"/>
+        <w:ind w:hanging="0" w:left="125"/>
         <w:jc w:val="center"/>
         <w:rPr/>
       </w:pPr>
@@ -112,7 +111,7 @@
       <w:pPr>
         <w:pStyle w:val="Normal"/>
         <w:spacing w:lineRule="atLeast" w:line="190"/>
-        <w:ind w:left="124" w:hanging="0"/>
+        <w:ind w:hanging="0" w:left="124"/>
         <w:rPr>
           <w:rFonts w:ascii="Calibri" w:hAnsi="Calibri" w:eastAsia="Calibri" w:cs="Calibri"/>
           <w:sz w:val="19"/>
@@ -128,7 +127,7 @@
         <mc:AlternateContent>
           <mc:Choice Requires="wps">
             <w:drawing>
-              <wp:anchor behindDoc="0" distT="635" distB="635" distL="1270" distR="0" simplePos="0" locked="0" layoutInCell="0" allowOverlap="1" relativeHeight="5">
+              <wp:anchor behindDoc="0" distT="635" distB="635" distL="1270" distR="0" simplePos="0" locked="0" layoutInCell="1" allowOverlap="1" relativeHeight="5">
                 <wp:simplePos x="0" y="0"/>
                 <wp:positionH relativeFrom="column">
                   <wp:posOffset>30480</wp:posOffset>
@@ -190,7 +189,7 @@
       <w:pPr>
         <w:pStyle w:val="Normal"/>
         <w:spacing w:lineRule="atLeast" w:line="190"/>
-        <w:ind w:left="124" w:hanging="0"/>
+        <w:ind w:hanging="0" w:left="124"/>
         <w:rPr>
           <w:rFonts w:ascii="Calibri" w:hAnsi="Calibri" w:eastAsia="Calibri" w:cs="Calibri"/>
           <w:sz w:val="19"/>
@@ -209,10 +208,9 @@
       <w:pPr>
         <w:pStyle w:val="Normal"/>
         <w:spacing w:lineRule="exact" w:line="349"/>
-        <w:ind w:left="108" w:hanging="0"/>
+        <w:ind w:hanging="0" w:left="108"/>
         <w:rPr>
           <w:rFonts w:ascii="Arial" w:hAnsi="Arial"/>
-          <w:b/>
           <w:b/>
           <w:spacing w:val="-1"/>
           <w:sz w:val="32"/>
@@ -269,9 +267,9 @@
         <w:tblLook w:val="04a0" w:noHBand="0" w:noVBand="1" w:firstColumn="1" w:lastRow="0" w:lastColumn="0" w:firstRow="1"/>
       </w:tblPr>
       <w:tblGrid>
-        <w:gridCol w:w="3321"/>
+        <w:gridCol w:w="3320"/>
         <w:gridCol w:w="3237"/>
-        <w:gridCol w:w="3612"/>
+        <w:gridCol w:w="3613"/>
       </w:tblGrid>
       <w:tr>
         <w:trPr>
@@ -279,7 +277,7 @@
         </w:trPr>
         <w:tc>
           <w:tcPr>
-            <w:tcW w:w="3321" w:type="dxa"/>
+            <w:tcW w:w="3320" w:type="dxa"/>
             <w:tcBorders>
               <w:top w:val="nil"/>
               <w:left w:val="nil"/>
@@ -406,7 +404,7 @@
         </w:tc>
         <w:tc>
           <w:tcPr>
-            <w:tcW w:w="3612" w:type="dxa"/>
+            <w:tcW w:w="3613" w:type="dxa"/>
             <w:tcBorders>
               <w:top w:val="nil"/>
               <w:left w:val="nil"/>
@@ -432,7 +430,7 @@
             <w:r>
               <w:rPr>
                 <w:rFonts w:eastAsia="Arial" w:cs="Arial" w:ascii="Arial" w:hAnsi="Arial"/>
-                <w:sz w:val="20"/>
+                <w:sz w:val="28"/>
                 <w:szCs w:val="28"/>
               </w:rPr>
             </w:r>
@@ -445,7 +443,7 @@
         </w:trPr>
         <w:tc>
           <w:tcPr>
-            <w:tcW w:w="3321" w:type="dxa"/>
+            <w:tcW w:w="3320" w:type="dxa"/>
             <w:tcBorders>
               <w:top w:val="nil"/>
               <w:left w:val="nil"/>
@@ -594,7 +592,7 @@
         </w:tc>
         <w:tc>
           <w:tcPr>
-            <w:tcW w:w="3612" w:type="dxa"/>
+            <w:tcW w:w="3613" w:type="dxa"/>
             <w:tcBorders>
               <w:top w:val="nil"/>
               <w:left w:val="nil"/>
@@ -620,7 +618,7 @@
             <w:r>
               <w:rPr>
                 <w:rFonts w:eastAsia="Arial" w:cs="Arial" w:ascii="Arial" w:hAnsi="Arial"/>
-                <w:sz w:val="20"/>
+                <w:sz w:val="28"/>
                 <w:szCs w:val="28"/>
               </w:rPr>
             </w:r>
@@ -633,7 +631,7 @@
         </w:trPr>
         <w:tc>
           <w:tcPr>
-            <w:tcW w:w="3321" w:type="dxa"/>
+            <w:tcW w:w="3320" w:type="dxa"/>
             <w:tcBorders>
               <w:top w:val="nil"/>
               <w:left w:val="nil"/>
@@ -783,7 +781,7 @@
         </w:tc>
         <w:tc>
           <w:tcPr>
-            <w:tcW w:w="3612" w:type="dxa"/>
+            <w:tcW w:w="3613" w:type="dxa"/>
             <w:tcBorders>
               <w:top w:val="nil"/>
               <w:left w:val="nil"/>
@@ -849,7 +847,7 @@
       <w:pPr>
         <w:pStyle w:val="Normal"/>
         <w:spacing w:before="72" w:after="0"/>
-        <w:ind w:left="1682" w:hanging="0"/>
+        <w:ind w:hanging="0" w:left="1682"/>
         <w:rPr>
           <w:rFonts w:ascii="Arial" w:hAnsi="Arial" w:eastAsia="Arial" w:cs="Arial"/>
           <w:lang w:val="it-IT"/>
@@ -934,7 +932,7 @@
               <w:widowControl w:val="false"/>
               <w:suppressAutoHyphens w:val="true"/>
               <w:spacing w:before="27" w:after="0"/>
-              <w:ind w:right="65" w:hanging="0"/>
+              <w:ind w:hanging="0" w:right="65"/>
               <w:jc w:val="center"/>
               <w:rPr>
                 <w:rFonts w:ascii="Arial" w:hAnsi="Arial" w:eastAsia="Arial" w:cs="Arial"/>
@@ -1082,7 +1080,7 @@
               </w:tabs>
               <w:suppressAutoHyphens w:val="true"/>
               <w:spacing w:before="27" w:after="0"/>
-              <w:ind w:right="66" w:hanging="0"/>
+              <w:ind w:hanging="0" w:right="66"/>
               <w:jc w:val="center"/>
               <w:rPr>
                 <w:rFonts w:ascii="Arial" w:hAnsi="Arial" w:eastAsia="Arial" w:cs="Arial"/>
@@ -1283,7 +1281,7 @@
               </w:tabs>
               <w:suppressAutoHyphens w:val="true"/>
               <w:spacing w:before="27" w:after="0"/>
-              <w:ind w:right="66" w:hanging="0"/>
+              <w:ind w:hanging="0" w:right="66"/>
               <w:jc w:val="center"/>
               <w:rPr>
                 <w:rFonts w:ascii="Arial" w:hAnsi="Arial" w:eastAsia="Arial" w:cs="Arial"/>
@@ -1445,7 +1443,7 @@
               </w:tabs>
               <w:suppressAutoHyphens w:val="true"/>
               <w:spacing w:before="27" w:after="0"/>
-              <w:ind w:right="66" w:hanging="0"/>
+              <w:ind w:hanging="0" w:right="66"/>
               <w:jc w:val="center"/>
               <w:rPr>
                 <w:rFonts w:ascii="Arial" w:hAnsi="Arial" w:eastAsia="Arial" w:cs="Arial"/>
@@ -1511,7 +1509,7 @@
       <w:pPr>
         <w:pStyle w:val="Normal"/>
         <w:spacing w:lineRule="atLeast" w:line="200"/>
-        <w:ind w:left="124" w:hanging="0"/>
+        <w:ind w:hanging="0" w:left="124"/>
         <w:rPr>
           <w:rFonts w:ascii="Arial" w:hAnsi="Arial" w:eastAsia="Arial" w:cs="Arial"/>
           <w:sz w:val="14"/>
@@ -1565,11 +1563,10 @@
               </w:tabs>
               <w:suppressAutoHyphens w:val="true"/>
               <w:spacing w:before="27" w:after="0"/>
-              <w:ind w:right="66" w:hanging="0"/>
+              <w:ind w:hanging="0" w:right="66"/>
               <w:jc w:val="center"/>
               <w:rPr>
                 <w:rFonts w:ascii="Arial" w:hAnsi="Arial" w:eastAsia="Arial" w:cs="Arial"/>
-                <w:b/>
                 <w:b/>
                 <w:bCs/>
                 <w:color w:val="CC2A58"/>
@@ -1614,14 +1611,14 @@
               <w:jc w:val="center"/>
               <w:rPr>
                 <w:rFonts w:ascii="Arial" w:hAnsi="Arial" w:eastAsia="Arial" w:cs="Arial"/>
-                <w:color w:val="FFFFFF" w:themeColor="background1"/>
+                <w:color w:themeColor="background1" w:val="FFFFFF"/>
                 <w:lang w:val="it-IT"/>
               </w:rPr>
             </w:pPr>
             <w:r>
               <w:rPr>
                 <w:rFonts w:eastAsia="Arial" w:cs="Arial" w:ascii="Arial" w:hAnsi="Arial"/>
-                <w:color w:val="FFFFFF" w:themeColor="background1"/>
+                <w:color w:themeColor="background1" w:val="FFFFFF"/>
                 <w:kern w:val="0"/>
                 <w:sz w:val="22"/>
                 <w:szCs w:val="22"/>
@@ -1690,11 +1687,10 @@
               </w:tabs>
               <w:suppressAutoHyphens w:val="true"/>
               <w:spacing w:before="27" w:after="0"/>
-              <w:ind w:right="66" w:hanging="0"/>
+              <w:ind w:hanging="0" w:right="66"/>
               <w:jc w:val="center"/>
               <w:rPr>
                 <w:rFonts w:ascii="Arial" w:hAnsi="Arial" w:eastAsia="Arial" w:cs="Arial"/>
-                <w:b/>
                 <w:b/>
                 <w:bCs/>
                 <w:color w:val="82CBD9"/>
@@ -1752,14 +1748,14 @@
               <w:jc w:val="center"/>
               <w:rPr>
                 <w:rFonts w:ascii="Arial" w:hAnsi="Arial" w:eastAsia="Arial" w:cs="Arial"/>
-                <w:color w:val="FFFFFF" w:themeColor="background1"/>
+                <w:color w:themeColor="background1" w:val="FFFFFF"/>
                 <w:lang w:val="it-IT"/>
               </w:rPr>
             </w:pPr>
             <w:r>
               <w:rPr>
                 <w:rFonts w:eastAsia="Arial" w:cs="Arial" w:ascii="Arial" w:hAnsi="Arial"/>
-                <w:color w:val="FFFFFF" w:themeColor="background1"/>
+                <w:color w:themeColor="background1" w:val="FFFFFF"/>
                 <w:kern w:val="0"/>
                 <w:sz w:val="22"/>
                 <w:szCs w:val="22"/>
@@ -1838,7 +1834,7 @@
       <w:pPr>
         <w:pStyle w:val="Normal"/>
         <w:spacing w:lineRule="atLeast" w:line="200" w:before="11" w:after="0"/>
-        <w:ind w:left="124" w:hanging="0"/>
+        <w:ind w:hanging="0" w:left="124"/>
         <w:rPr>
           <w:rFonts w:ascii="Arial" w:hAnsi="Arial" w:eastAsia="Arial" w:cs="Arial"/>
           <w:sz w:val="20"/>
@@ -1890,7 +1886,7 @@
       <w:pPr>
         <w:pStyle w:val="Normal"/>
         <w:spacing w:lineRule="auto" w:line="276" w:before="12" w:after="0"/>
-        <w:ind w:left="108" w:right="116" w:hanging="0"/>
+        <w:ind w:hanging="0" w:left="108" w:right="116"/>
         <w:rPr>
           <w:rFonts w:ascii="Calibri" w:hAnsi="Calibri" w:eastAsia="Calibri" w:cs="Calibri"/>
           <w:lang w:val="it-IT"/>
@@ -1907,7 +1903,7 @@
       <w:pPr>
         <w:pStyle w:val="Normal"/>
         <w:spacing w:lineRule="auto" w:line="276" w:before="12" w:after="0"/>
-        <w:ind w:left="108" w:right="116" w:hanging="0"/>
+        <w:ind w:hanging="0" w:left="108" w:right="116"/>
         <w:rPr>
           <w:rFonts w:ascii="Calibri" w:hAnsi="Calibri" w:eastAsia="Calibri" w:cs="Calibri"/>
           <w:lang w:val="it-IT"/>
@@ -2217,7 +2213,6 @@
         <w:rPr>
           <w:rFonts w:ascii="Calibri" w:hAnsi="Calibri" w:eastAsia="Calibri" w:cs="Calibri"/>
           <w:b/>
-          <w:b/>
           <w:bCs/>
           <w:sz w:val="18"/>
           <w:szCs w:val="18"/>
@@ -2238,18 +2233,17 @@
     <w:p>
       <w:pPr>
         <w:pStyle w:val="Heading1"/>
-        <w:ind w:left="2000" w:hanging="0"/>
-        <w:rPr>
-          <w:b w:val="false"/>
+        <w:ind w:hanging="0" w:left="2000"/>
+        <w:rPr>
           <w:b w:val="false"/>
           <w:bCs w:val="false"/>
-          <w:color w:val="F79646" w:themeColor="accent6"/>
+          <w:color w:themeColor="accent6" w:val="F79646"/>
           <w:lang w:val="it-IT"/>
         </w:rPr>
       </w:pPr>
       <w:r>
         <w:rPr>
-          <w:color w:val="F79646" w:themeColor="accent6"/>
+          <w:color w:themeColor="accent6" w:val="F79646"/>
           <w:spacing w:val="-1"/>
           <w:lang w:val="it-IT"/>
         </w:rPr>
@@ -2257,7 +2251,7 @@
       </w:r>
       <w:r>
         <w:rPr>
-          <w:color w:val="F79646" w:themeColor="accent6"/>
+          <w:color w:themeColor="accent6" w:val="F79646"/>
           <w:spacing w:val="1"/>
           <w:lang w:val="it-IT"/>
         </w:rPr>
@@ -2265,7 +2259,7 @@
       </w:r>
       <w:r>
         <w:rPr>
-          <w:color w:val="F79646" w:themeColor="accent6"/>
+          <w:color w:themeColor="accent6" w:val="F79646"/>
           <w:spacing w:val="-1"/>
           <w:lang w:val="it-IT"/>
         </w:rPr>
@@ -2273,7 +2267,7 @@
       </w:r>
       <w:r>
         <w:rPr>
-          <w:color w:val="F79646" w:themeColor="accent6"/>
+          <w:color w:themeColor="accent6" w:val="F79646"/>
           <w:spacing w:val="1"/>
           <w:lang w:val="it-IT"/>
         </w:rPr>
@@ -2281,7 +2275,7 @@
       </w:r>
       <w:r>
         <w:rPr>
-          <w:color w:val="F79646" w:themeColor="accent6"/>
+          <w:color w:themeColor="accent6" w:val="F79646"/>
           <w:spacing w:val="-1"/>
           <w:lang w:val="it-IT"/>
         </w:rPr>
@@ -2289,7 +2283,7 @@
       </w:r>
       <w:r>
         <w:rPr>
-          <w:color w:val="F79646" w:themeColor="accent6"/>
+          <w:color w:themeColor="accent6" w:val="F79646"/>
           <w:spacing w:val="1"/>
           <w:lang w:val="it-IT"/>
         </w:rPr>
@@ -2297,7 +2291,7 @@
       </w:r>
       <w:r>
         <w:rPr>
-          <w:color w:val="F79646" w:themeColor="accent6"/>
+          <w:color w:themeColor="accent6" w:val="F79646"/>
           <w:spacing w:val="-1"/>
           <w:lang w:val="it-IT"/>
         </w:rPr>
@@ -2305,7 +2299,7 @@
       </w:r>
       <w:r>
         <w:rPr>
-          <w:color w:val="F79646" w:themeColor="accent6"/>
+          <w:color w:themeColor="accent6" w:val="F79646"/>
           <w:spacing w:val="1"/>
           <w:lang w:val="it-IT"/>
         </w:rPr>
@@ -2313,7 +2307,7 @@
       </w:r>
       <w:r>
         <w:rPr>
-          <w:color w:val="F79646" w:themeColor="accent6"/>
+          <w:color w:themeColor="accent6" w:val="F79646"/>
           <w:spacing w:val="-1"/>
           <w:lang w:val="it-IT"/>
         </w:rPr>
@@ -2327,7 +2321,6 @@
         <w:rPr>
           <w:rFonts w:ascii="Arial" w:hAnsi="Arial" w:eastAsia="Arial" w:cs="Arial"/>
           <w:b/>
-          <w:b/>
           <w:bCs/>
           <w:sz w:val="20"/>
           <w:szCs w:val="20"/>
@@ -2347,9 +2340,9 @@
     </w:p>
     <w:p>
       <w:pPr>
-        <w:pStyle w:val="TextBody"/>
+        <w:pStyle w:val="BodyText"/>
         <w:spacing w:lineRule="auto" w:line="271"/>
-        <w:ind w:left="0" w:right="99" w:hanging="0"/>
+        <w:ind w:hanging="0" w:left="0" w:right="99"/>
         <w:jc w:val="both"/>
         <w:rPr>
           <w:lang w:val="it-IT"/>
@@ -3326,7 +3319,6 @@
               <w:rPr>
                 <w:rFonts w:ascii="Arial" w:hAnsi="Arial" w:eastAsia="Arial" w:cs="Arial"/>
                 <w:b/>
-                <w:b/>
                 <w:bCs/>
                 <w:lang w:val="it-IT"/>
               </w:rPr>
@@ -3361,7 +3353,6 @@
               <w:rPr>
                 <w:rFonts w:ascii="Arial" w:hAnsi="Arial" w:eastAsia="Arial" w:cs="Arial"/>
                 <w:b/>
-                <w:b/>
                 <w:bCs/>
                 <w:u w:val="single"/>
                 <w:lang w:val="it-IT"/>
@@ -3403,9 +3394,9 @@
     </w:p>
     <w:p>
       <w:pPr>
-        <w:pStyle w:val="TextBody"/>
+        <w:pStyle w:val="BodyText"/>
         <w:spacing w:before="74" w:after="0"/>
-        <w:ind w:left="0" w:hanging="0"/>
+        <w:ind w:hanging="0" w:left="0"/>
         <w:rPr>
           <w:lang w:val="it-IT"/>
         </w:rPr>
@@ -3614,17 +3605,16 @@
           </w:tcPr>
           <w:p>
             <w:pPr>
-              <w:pStyle w:val="TextBody"/>
+              <w:pStyle w:val="BodyText"/>
               <w:widowControl w:val="false"/>
               <w:suppressAutoHyphens w:val="true"/>
               <w:spacing w:before="74" w:after="0"/>
-              <w:ind w:left="0" w:hanging="0"/>
+              <w:ind w:hanging="0" w:left="0"/>
               <w:jc w:val="center"/>
               <w:rPr>
-                <w:b/>
                 <w:b/>
                 <w:bCs/>
-                <w:color w:val="FFFFFF" w:themeColor="background1"/>
+                <w:color w:themeColor="background1" w:val="FFFFFF"/>
                 <w:sz w:val="24"/>
                 <w:szCs w:val="24"/>
                 <w:lang w:val="it-IT"/>
@@ -3635,7 +3625,7 @@
                 <w:rFonts w:cs=""/>
                 <w:b/>
                 <w:bCs/>
-                <w:color w:val="FFFFFF" w:themeColor="background1"/>
+                <w:color w:themeColor="background1" w:val="FFFFFF"/>
                 <w:kern w:val="0"/>
                 <w:sz w:val="24"/>
                 <w:szCs w:val="24"/>
@@ -3654,17 +3644,16 @@
           </w:tcPr>
           <w:p>
             <w:pPr>
-              <w:pStyle w:val="TextBody"/>
+              <w:pStyle w:val="BodyText"/>
               <w:widowControl w:val="false"/>
               <w:suppressAutoHyphens w:val="true"/>
               <w:spacing w:before="74" w:after="0"/>
-              <w:ind w:left="0" w:hanging="0"/>
+              <w:ind w:hanging="0" w:left="0"/>
               <w:jc w:val="center"/>
               <w:rPr>
-                <w:b/>
                 <w:b/>
                 <w:bCs/>
-                <w:color w:val="FFFFFF" w:themeColor="background1"/>
+                <w:color w:themeColor="background1" w:val="FFFFFF"/>
                 <w:sz w:val="24"/>
                 <w:szCs w:val="24"/>
                 <w:lang w:val="it-IT"/>
@@ -3675,7 +3664,7 @@
                 <w:rFonts w:cs=""/>
                 <w:b/>
                 <w:bCs/>
-                <w:color w:val="FFFFFF" w:themeColor="background1"/>
+                <w:color w:themeColor="background1" w:val="FFFFFF"/>
                 <w:kern w:val="0"/>
                 <w:sz w:val="24"/>
                 <w:szCs w:val="24"/>
@@ -3693,17 +3682,16 @@
           </w:tcPr>
           <w:p>
             <w:pPr>
-              <w:pStyle w:val="TextBody"/>
+              <w:pStyle w:val="BodyText"/>
               <w:widowControl w:val="false"/>
               <w:suppressAutoHyphens w:val="true"/>
               <w:spacing w:before="74" w:after="0"/>
-              <w:ind w:left="0" w:hanging="0"/>
+              <w:ind w:hanging="0" w:left="0"/>
               <w:jc w:val="center"/>
               <w:rPr>
-                <w:b/>
                 <w:b/>
                 <w:bCs/>
-                <w:color w:val="FFFFFF" w:themeColor="background1"/>
+                <w:color w:themeColor="background1" w:val="FFFFFF"/>
                 <w:sz w:val="24"/>
                 <w:szCs w:val="24"/>
                 <w:lang w:val="it-IT"/>
@@ -3714,7 +3702,7 @@
                 <w:rFonts w:cs=""/>
                 <w:b/>
                 <w:bCs/>
-                <w:color w:val="FFFFFF" w:themeColor="background1"/>
+                <w:color w:themeColor="background1" w:val="FFFFFF"/>
                 <w:kern w:val="0"/>
                 <w:sz w:val="24"/>
                 <w:szCs w:val="24"/>
@@ -3736,11 +3724,11 @@
           </w:tcPr>
           <w:p>
             <w:pPr>
-              <w:pStyle w:val="TextBody"/>
+              <w:pStyle w:val="BodyText"/>
               <w:widowControl w:val="false"/>
               <w:suppressAutoHyphens w:val="true"/>
               <w:spacing w:before="74" w:after="0"/>
-              <w:ind w:left="0" w:hanging="0"/>
+              <w:ind w:hanging="0" w:left="0"/>
               <w:jc w:val="center"/>
               <w:rPr>
                 <w:lang w:val="it-IT"/>
@@ -3760,14 +3748,13 @@
           </w:tcPr>
           <w:p>
             <w:pPr>
-              <w:pStyle w:val="TextBody"/>
+              <w:pStyle w:val="BodyText"/>
               <w:widowControl w:val="false"/>
               <w:suppressAutoHyphens w:val="true"/>
               <w:spacing w:before="74" w:after="0"/>
-              <w:ind w:left="0" w:hanging="0"/>
+              <w:ind w:hanging="0" w:left="0"/>
               <w:jc w:val="center"/>
               <w:rPr>
-                <w:b/>
                 <w:b/>
                 <w:bCs/>
                 <w:sz w:val="22"/>
@@ -3796,14 +3783,13 @@
           </w:tcPr>
           <w:p>
             <w:pPr>
-              <w:pStyle w:val="TextBody"/>
+              <w:pStyle w:val="BodyText"/>
               <w:widowControl w:val="false"/>
               <w:suppressAutoHyphens w:val="true"/>
               <w:spacing w:before="74" w:after="0"/>
-              <w:ind w:left="0" w:hanging="0"/>
+              <w:ind w:hanging="0" w:left="0"/>
               <w:jc w:val="center"/>
               <w:rPr>
-                <w:b/>
                 <w:b/>
                 <w:bCs/>
                 <w:sz w:val="22"/>
@@ -3832,11 +3818,11 @@
           </w:tcPr>
           <w:p>
             <w:pPr>
-              <w:pStyle w:val="TextBody"/>
+              <w:pStyle w:val="BodyText"/>
               <w:widowControl w:val="false"/>
               <w:suppressAutoHyphens w:val="true"/>
               <w:spacing w:before="74" w:after="0"/>
-              <w:ind w:left="0" w:hanging="0"/>
+              <w:ind w:hanging="0" w:left="0"/>
               <w:jc w:val="center"/>
               <w:rPr>
                 <w:lang w:val="it-IT"/>
@@ -3876,35 +3862,38 @@
       <w:pPr>
         <w:pStyle w:val="Heading1"/>
         <w:spacing w:before="0" w:after="0"/>
-        <w:ind w:left="2130" w:hanging="0"/>
-        <w:rPr>
-          <w:b w:val="false"/>
+        <w:ind w:hanging="0" w:left="2130"/>
+        <w:rPr>
           <w:b w:val="false"/>
           <w:bCs w:val="false"/>
-          <w:color w:val="F79646" w:themeColor="accent6"/>
+          <w:color w:themeColor="accent6" w:val="F79646"/>
           <w:lang w:val="it-IT"/>
         </w:rPr>
       </w:pPr>
       <w:r>
-        <w:rPr/>
+        <w:rPr>
+          <w:b w:val="false"/>
+          <w:bCs w:val="false"/>
+          <w:color w:themeColor="accent6" w:val="F79646"/>
+          <w:lang w:val="it-IT"/>
+        </w:rPr>
       </w:r>
     </w:p>
     <w:p>
       <w:pPr>
         <w:pStyle w:val="Heading1"/>
         <w:spacing w:before="0" w:after="0"/>
-        <w:ind w:left="2130" w:hanging="0"/>
-        <w:rPr>
-          <w:b w:val="false"/>
+        <w:ind w:hanging="0" w:left="2130"/>
+        <w:rPr>
           <w:b w:val="false"/>
           <w:bCs w:val="false"/>
-          <w:color w:val="F79646" w:themeColor="accent6"/>
+          <w:color w:themeColor="accent6" w:val="F79646"/>
           <w:lang w:val="it-IT"/>
         </w:rPr>
       </w:pPr>
       <w:r>
         <w:rPr>
-          <w:color w:val="F79646" w:themeColor="accent6"/>
+          <w:color w:themeColor="accent6" w:val="F79646"/>
           <w:spacing w:val="-1"/>
           <w:lang w:val="it-IT"/>
         </w:rPr>
@@ -3912,7 +3901,7 @@
       </w:r>
       <w:r>
         <w:rPr>
-          <w:color w:val="F79646" w:themeColor="accent6"/>
+          <w:color w:themeColor="accent6" w:val="F79646"/>
           <w:spacing w:val="1"/>
           <w:lang w:val="it-IT"/>
         </w:rPr>
@@ -3920,7 +3909,7 @@
       </w:r>
       <w:r>
         <w:rPr>
-          <w:color w:val="F79646" w:themeColor="accent6"/>
+          <w:color w:themeColor="accent6" w:val="F79646"/>
           <w:spacing w:val="-1"/>
           <w:lang w:val="it-IT"/>
         </w:rPr>
@@ -3928,7 +3917,7 @@
       </w:r>
       <w:r>
         <w:rPr>
-          <w:color w:val="F79646" w:themeColor="accent6"/>
+          <w:color w:themeColor="accent6" w:val="F79646"/>
           <w:spacing w:val="1"/>
           <w:lang w:val="it-IT"/>
         </w:rPr>
@@ -3936,7 +3925,7 @@
       </w:r>
       <w:r>
         <w:rPr>
-          <w:color w:val="F79646" w:themeColor="accent6"/>
+          <w:color w:themeColor="accent6" w:val="F79646"/>
           <w:spacing w:val="-1"/>
           <w:lang w:val="it-IT"/>
         </w:rPr>
@@ -3944,7 +3933,7 @@
       </w:r>
       <w:r>
         <w:rPr>
-          <w:color w:val="F79646" w:themeColor="accent6"/>
+          <w:color w:themeColor="accent6" w:val="F79646"/>
           <w:spacing w:val="1"/>
           <w:lang w:val="it-IT"/>
         </w:rPr>
@@ -3952,7 +3941,7 @@
       </w:r>
       <w:r>
         <w:rPr>
-          <w:color w:val="F79646" w:themeColor="accent6"/>
+          <w:color w:themeColor="accent6" w:val="F79646"/>
           <w:spacing w:val="-1"/>
           <w:lang w:val="it-IT"/>
         </w:rPr>
@@ -3960,14 +3949,14 @@
       </w:r>
       <w:r>
         <w:rPr>
-          <w:color w:val="F79646" w:themeColor="accent6"/>
-          <w:lang w:val="it-IT"/>
-        </w:rPr>
-        <w:t xml:space="preserve"> </w:t>
-      </w:r>
-      <w:r>
-        <w:rPr>
-          <w:color w:val="F79646" w:themeColor="accent6"/>
+          <w:color w:themeColor="accent6" w:val="F79646"/>
+          <w:lang w:val="it-IT"/>
+        </w:rPr>
+        <w:t xml:space="preserve"> </w:t>
+      </w:r>
+      <w:r>
+        <w:rPr>
+          <w:color w:themeColor="accent6" w:val="F79646"/>
           <w:spacing w:val="-1"/>
           <w:lang w:val="it-IT"/>
         </w:rPr>
@@ -3975,7 +3964,7 @@
       </w:r>
       <w:r>
         <w:rPr>
-          <w:color w:val="F79646" w:themeColor="accent6"/>
+          <w:color w:themeColor="accent6" w:val="F79646"/>
           <w:spacing w:val="1"/>
           <w:lang w:val="it-IT"/>
         </w:rPr>
@@ -3983,7 +3972,7 @@
       </w:r>
       <w:r>
         <w:rPr>
-          <w:color w:val="F79646" w:themeColor="accent6"/>
+          <w:color w:themeColor="accent6" w:val="F79646"/>
           <w:spacing w:val="-1"/>
           <w:lang w:val="it-IT"/>
         </w:rPr>
@@ -3991,7 +3980,7 @@
       </w:r>
       <w:r>
         <w:rPr>
-          <w:color w:val="F79646" w:themeColor="accent6"/>
+          <w:color w:themeColor="accent6" w:val="F79646"/>
           <w:spacing w:val="1"/>
           <w:lang w:val="it-IT"/>
         </w:rPr>
@@ -3999,7 +3988,7 @@
       </w:r>
       <w:r>
         <w:rPr>
-          <w:color w:val="F79646" w:themeColor="accent6"/>
+          <w:color w:themeColor="accent6" w:val="F79646"/>
           <w:lang w:val="it-IT"/>
         </w:rPr>
         <w:t>2</w:t>
@@ -4012,7 +4001,6 @@
         <w:rPr>
           <w:rFonts w:ascii="Arial" w:hAnsi="Arial" w:eastAsia="Arial" w:cs="Arial"/>
           <w:b/>
-          <w:b/>
           <w:bCs/>
           <w:sz w:val="20"/>
           <w:szCs w:val="20"/>
@@ -4032,9 +4020,9 @@
     </w:p>
     <w:p>
       <w:pPr>
-        <w:pStyle w:val="TextBody"/>
+        <w:pStyle w:val="BodyText"/>
         <w:spacing w:lineRule="auto" w:line="271"/>
-        <w:ind w:left="0" w:right="117" w:hanging="0"/>
+        <w:ind w:hanging="0" w:left="0" w:right="117"/>
         <w:jc w:val="both"/>
         <w:rPr>
           <w:lang w:val="it-IT"/>
@@ -4934,7 +4922,7 @@
       <w:pPr>
         <w:pStyle w:val="Normal"/>
         <w:spacing w:lineRule="auto" w:line="288"/>
-        <w:ind w:right="119" w:hanging="0"/>
+        <w:ind w:hanging="0" w:right="119"/>
         <w:jc w:val="both"/>
         <w:rPr>
           <w:rFonts w:ascii="Arial" w:hAnsi="Arial" w:eastAsia="Arial" w:cs="Arial"/>
@@ -5191,7 +5179,6 @@
               <w:rPr>
                 <w:rFonts w:ascii="Arial" w:hAnsi="Arial" w:eastAsia="Arial" w:cs="Arial"/>
                 <w:b/>
-                <w:b/>
                 <w:bCs/>
                 <w:lang w:val="it-IT"/>
               </w:rPr>
@@ -5226,7 +5213,6 @@
               <w:rPr>
                 <w:rFonts w:ascii="Arial" w:hAnsi="Arial" w:eastAsia="Arial" w:cs="Arial"/>
                 <w:b/>
-                <w:b/>
                 <w:bCs/>
                 <w:lang w:val="it-IT"/>
               </w:rPr>
@@ -5251,7 +5237,7 @@
       <w:pPr>
         <w:pStyle w:val="Normal"/>
         <w:spacing w:lineRule="atLeast" w:line="200"/>
-        <w:ind w:left="125" w:hanging="0"/>
+        <w:ind w:hanging="0" w:left="125"/>
         <w:rPr>
           <w:rFonts w:ascii="Arial" w:hAnsi="Arial" w:eastAsia="Arial" w:cs="Arial"/>
           <w:sz w:val="20"/>
@@ -5286,9 +5272,9 @@
     </w:p>
     <w:p>
       <w:pPr>
-        <w:pStyle w:val="TextBody"/>
+        <w:pStyle w:val="BodyText"/>
         <w:spacing w:before="74" w:after="0"/>
-        <w:ind w:left="0" w:hanging="0"/>
+        <w:ind w:hanging="0" w:left="0"/>
         <w:rPr>
           <w:lang w:val="it-IT"/>
         </w:rPr>
@@ -5479,17 +5465,16 @@
           </w:tcPr>
           <w:p>
             <w:pPr>
-              <w:pStyle w:val="TextBody"/>
+              <w:pStyle w:val="BodyText"/>
               <w:widowControl w:val="false"/>
               <w:suppressAutoHyphens w:val="true"/>
               <w:spacing w:before="74" w:after="0"/>
-              <w:ind w:left="0" w:hanging="0"/>
+              <w:ind w:hanging="0" w:left="0"/>
               <w:jc w:val="center"/>
               <w:rPr>
-                <w:b/>
                 <w:b/>
                 <w:bCs/>
-                <w:color w:val="FFFFFF" w:themeColor="background1"/>
+                <w:color w:themeColor="background1" w:val="FFFFFF"/>
                 <w:sz w:val="24"/>
                 <w:szCs w:val="24"/>
                 <w:lang w:val="it-IT"/>
@@ -5500,7 +5485,7 @@
                 <w:rFonts w:cs=""/>
                 <w:b/>
                 <w:bCs/>
-                <w:color w:val="FFFFFF" w:themeColor="background1"/>
+                <w:color w:themeColor="background1" w:val="FFFFFF"/>
                 <w:kern w:val="0"/>
                 <w:sz w:val="24"/>
                 <w:szCs w:val="24"/>
@@ -5519,17 +5504,16 @@
           </w:tcPr>
           <w:p>
             <w:pPr>
-              <w:pStyle w:val="TextBody"/>
+              <w:pStyle w:val="BodyText"/>
               <w:widowControl w:val="false"/>
               <w:suppressAutoHyphens w:val="true"/>
               <w:spacing w:before="74" w:after="0"/>
-              <w:ind w:left="0" w:hanging="0"/>
+              <w:ind w:hanging="0" w:left="0"/>
               <w:jc w:val="center"/>
               <w:rPr>
-                <w:b/>
                 <w:b/>
                 <w:bCs/>
-                <w:color w:val="FFFFFF" w:themeColor="background1"/>
+                <w:color w:themeColor="background1" w:val="FFFFFF"/>
                 <w:sz w:val="24"/>
                 <w:szCs w:val="24"/>
                 <w:lang w:val="it-IT"/>
@@ -5540,7 +5524,7 @@
                 <w:rFonts w:cs=""/>
                 <w:b/>
                 <w:bCs/>
-                <w:color w:val="FFFFFF" w:themeColor="background1"/>
+                <w:color w:themeColor="background1" w:val="FFFFFF"/>
                 <w:kern w:val="0"/>
                 <w:sz w:val="24"/>
                 <w:szCs w:val="24"/>
@@ -5558,17 +5542,16 @@
           </w:tcPr>
           <w:p>
             <w:pPr>
-              <w:pStyle w:val="TextBody"/>
+              <w:pStyle w:val="BodyText"/>
               <w:widowControl w:val="false"/>
               <w:suppressAutoHyphens w:val="true"/>
               <w:spacing w:before="74" w:after="0"/>
-              <w:ind w:left="0" w:hanging="0"/>
+              <w:ind w:hanging="0" w:left="0"/>
               <w:jc w:val="center"/>
               <w:rPr>
-                <w:b/>
                 <w:b/>
                 <w:bCs/>
-                <w:color w:val="FFFFFF" w:themeColor="background1"/>
+                <w:color w:themeColor="background1" w:val="FFFFFF"/>
                 <w:sz w:val="24"/>
                 <w:szCs w:val="24"/>
                 <w:lang w:val="it-IT"/>
@@ -5579,7 +5562,7 @@
                 <w:rFonts w:cs=""/>
                 <w:b/>
                 <w:bCs/>
-                <w:color w:val="FFFFFF" w:themeColor="background1"/>
+                <w:color w:themeColor="background1" w:val="FFFFFF"/>
                 <w:kern w:val="0"/>
                 <w:sz w:val="24"/>
                 <w:szCs w:val="24"/>
@@ -5601,11 +5584,11 @@
           </w:tcPr>
           <w:p>
             <w:pPr>
-              <w:pStyle w:val="TextBody"/>
+              <w:pStyle w:val="BodyText"/>
               <w:widowControl w:val="false"/>
               <w:suppressAutoHyphens w:val="true"/>
               <w:spacing w:before="74" w:after="0"/>
-              <w:ind w:left="0" w:hanging="0"/>
+              <w:ind w:hanging="0" w:left="0"/>
               <w:jc w:val="center"/>
               <w:rPr>
                 <w:lang w:val="it-IT"/>
@@ -5625,14 +5608,13 @@
           </w:tcPr>
           <w:p>
             <w:pPr>
-              <w:pStyle w:val="TextBody"/>
+              <w:pStyle w:val="BodyText"/>
               <w:widowControl w:val="false"/>
               <w:suppressAutoHyphens w:val="true"/>
               <w:spacing w:before="74" w:after="0"/>
-              <w:ind w:left="0" w:hanging="0"/>
+              <w:ind w:hanging="0" w:left="0"/>
               <w:jc w:val="center"/>
               <w:rPr>
-                <w:b/>
                 <w:b/>
                 <w:bCs/>
                 <w:sz w:val="22"/>
@@ -5661,14 +5643,13 @@
           </w:tcPr>
           <w:p>
             <w:pPr>
-              <w:pStyle w:val="TextBody"/>
+              <w:pStyle w:val="BodyText"/>
               <w:widowControl w:val="false"/>
               <w:suppressAutoHyphens w:val="true"/>
               <w:spacing w:before="74" w:after="0"/>
-              <w:ind w:left="0" w:hanging="0"/>
+              <w:ind w:hanging="0" w:left="0"/>
               <w:jc w:val="center"/>
               <w:rPr>
-                <w:b/>
                 <w:b/>
                 <w:bCs/>
                 <w:sz w:val="22"/>
@@ -5697,11 +5678,11 @@
           </w:tcPr>
           <w:p>
             <w:pPr>
-              <w:pStyle w:val="TextBody"/>
+              <w:pStyle w:val="BodyText"/>
               <w:widowControl w:val="false"/>
               <w:suppressAutoHyphens w:val="true"/>
               <w:spacing w:before="74" w:after="0"/>
-              <w:ind w:left="0" w:hanging="0"/>
+              <w:ind w:hanging="0" w:left="0"/>
               <w:jc w:val="center"/>
               <w:rPr>
                 <w:lang w:val="it-IT"/>
@@ -5741,89 +5722,91 @@
       <w:pPr>
         <w:pStyle w:val="Heading1"/>
         <w:spacing w:before="0" w:after="0"/>
-        <w:ind w:left="1152" w:hanging="0"/>
-        <w:rPr>
-          <w:b w:val="false"/>
+        <w:ind w:hanging="0" w:left="1152"/>
+        <w:rPr>
           <w:b w:val="false"/>
           <w:bCs w:val="false"/>
-          <w:color w:val="F79646" w:themeColor="accent6"/>
+          <w:color w:themeColor="accent6" w:val="F79646"/>
         </w:rPr>
       </w:pPr>
       <w:r>
-        <w:rPr/>
+        <w:rPr>
+          <w:b w:val="false"/>
+          <w:bCs w:val="false"/>
+          <w:color w:themeColor="accent6" w:val="F79646"/>
+        </w:rPr>
       </w:r>
     </w:p>
     <w:p>
       <w:pPr>
         <w:pStyle w:val="Heading1"/>
         <w:spacing w:before="0" w:after="0"/>
-        <w:ind w:left="1152" w:hanging="0"/>
-        <w:rPr>
-          <w:b w:val="false"/>
+        <w:ind w:hanging="0" w:left="1152"/>
+        <w:rPr>
           <w:b w:val="false"/>
           <w:bCs w:val="false"/>
-          <w:color w:val="F79646" w:themeColor="accent6"/>
+          <w:color w:themeColor="accent6" w:val="F79646"/>
         </w:rPr>
       </w:pPr>
       <w:r>
         <w:rPr>
-          <w:color w:val="F79646" w:themeColor="accent6"/>
+          <w:color w:themeColor="accent6" w:val="F79646"/>
           <w:spacing w:val="-1"/>
         </w:rPr>
         <w:t>PREDISPOSIZIONE</w:t>
       </w:r>
       <w:r>
         <w:rPr>
-          <w:color w:val="F79646" w:themeColor="accent6"/>
+          <w:color w:themeColor="accent6" w:val="F79646"/>
           <w:spacing w:val="1"/>
         </w:rPr>
         <w:t xml:space="preserve"> </w:t>
       </w:r>
       <w:r>
         <w:rPr>
-          <w:color w:val="F79646" w:themeColor="accent6"/>
+          <w:color w:themeColor="accent6" w:val="F79646"/>
           <w:spacing w:val="-1"/>
         </w:rPr>
         <w:t>GENETICA</w:t>
       </w:r>
       <w:r>
         <w:rPr>
-          <w:color w:val="F79646" w:themeColor="accent6"/>
+          <w:color w:themeColor="accent6" w:val="F79646"/>
           <w:spacing w:val="1"/>
         </w:rPr>
         <w:t xml:space="preserve"> </w:t>
       </w:r>
       <w:r>
         <w:rPr>
-          <w:color w:val="F79646" w:themeColor="accent6"/>
+          <w:color w:themeColor="accent6" w:val="F79646"/>
           <w:spacing w:val="-1"/>
         </w:rPr>
         <w:t>ALLE</w:t>
       </w:r>
       <w:r>
         <w:rPr>
-          <w:color w:val="F79646" w:themeColor="accent6"/>
+          <w:color w:themeColor="accent6" w:val="F79646"/>
           <w:spacing w:val="1"/>
         </w:rPr>
         <w:t xml:space="preserve"> </w:t>
       </w:r>
       <w:r>
         <w:rPr>
-          <w:color w:val="F79646" w:themeColor="accent6"/>
+          <w:color w:themeColor="accent6" w:val="F79646"/>
           <w:spacing w:val="-1"/>
         </w:rPr>
         <w:t>PATOLOGIE</w:t>
       </w:r>
       <w:r>
         <w:rPr>
-          <w:color w:val="F79646" w:themeColor="accent6"/>
+          <w:color w:themeColor="accent6" w:val="F79646"/>
           <w:spacing w:val="2"/>
         </w:rPr>
         <w:t xml:space="preserve"> </w:t>
       </w:r>
       <w:r>
         <w:rPr>
-          <w:color w:val="F79646" w:themeColor="accent6"/>
+          <w:color w:themeColor="accent6" w:val="F79646"/>
           <w:spacing w:val="-1"/>
         </w:rPr>
         <w:t>CARDIOVASCOLARI</w:t>
@@ -5836,7 +5819,6 @@
         <w:rPr>
           <w:rFonts w:ascii="Arial" w:hAnsi="Arial" w:eastAsia="Arial" w:cs="Arial"/>
           <w:b/>
-          <w:b/>
           <w:bCs/>
           <w:sz w:val="20"/>
           <w:szCs w:val="20"/>
@@ -5854,9 +5836,9 @@
     </w:p>
     <w:p>
       <w:pPr>
-        <w:pStyle w:val="TextBody"/>
+        <w:pStyle w:val="BodyText"/>
         <w:spacing w:lineRule="auto" w:line="271"/>
-        <w:ind w:left="0" w:right="117" w:hanging="0"/>
+        <w:ind w:hanging="0" w:left="0" w:right="117"/>
         <w:jc w:val="both"/>
         <w:rPr>
           <w:lang w:val="it-IT"/>
@@ -6734,7 +6716,6 @@
               <w:rPr>
                 <w:rFonts w:ascii="Arial" w:hAnsi="Arial" w:eastAsia="Arial" w:cs="Arial"/>
                 <w:b/>
-                <w:b/>
                 <w:bCs/>
                 <w:lang w:val="it-IT"/>
               </w:rPr>
@@ -6769,7 +6750,6 @@
               <w:rPr>
                 <w:rFonts w:ascii="Arial" w:hAnsi="Arial" w:eastAsia="Arial" w:cs="Arial"/>
                 <w:b/>
-                <w:b/>
                 <w:bCs/>
                 <w:lang w:val="it-IT"/>
               </w:rPr>
@@ -6794,7 +6774,7 @@
       <w:pPr>
         <w:pStyle w:val="Normal"/>
         <w:spacing w:lineRule="atLeast" w:line="200"/>
-        <w:ind w:left="125" w:hanging="0"/>
+        <w:ind w:hanging="0" w:left="125"/>
         <w:rPr>
           <w:rFonts w:ascii="Arial" w:hAnsi="Arial" w:eastAsia="Arial" w:cs="Arial"/>
           <w:sz w:val="20"/>
@@ -6829,9 +6809,9 @@
     </w:p>
     <w:p>
       <w:pPr>
-        <w:pStyle w:val="TextBody"/>
+        <w:pStyle w:val="BodyText"/>
         <w:spacing w:before="74" w:after="0"/>
-        <w:ind w:left="0" w:hanging="0"/>
+        <w:ind w:hanging="0" w:left="0"/>
         <w:rPr>
           <w:lang w:val="it-IT"/>
         </w:rPr>
@@ -7022,17 +7002,16 @@
           </w:tcPr>
           <w:p>
             <w:pPr>
-              <w:pStyle w:val="TextBody"/>
+              <w:pStyle w:val="BodyText"/>
               <w:widowControl w:val="false"/>
               <w:suppressAutoHyphens w:val="true"/>
               <w:spacing w:before="74" w:after="0"/>
-              <w:ind w:left="0" w:hanging="0"/>
+              <w:ind w:hanging="0" w:left="0"/>
               <w:jc w:val="center"/>
               <w:rPr>
-                <w:b/>
                 <w:b/>
                 <w:bCs/>
-                <w:color w:val="FFFFFF" w:themeColor="background1"/>
+                <w:color w:themeColor="background1" w:val="FFFFFF"/>
                 <w:sz w:val="24"/>
                 <w:szCs w:val="24"/>
                 <w:lang w:val="it-IT"/>
@@ -7043,7 +7022,7 @@
                 <w:rFonts w:cs=""/>
                 <w:b/>
                 <w:bCs/>
-                <w:color w:val="FFFFFF" w:themeColor="background1"/>
+                <w:color w:themeColor="background1" w:val="FFFFFF"/>
                 <w:kern w:val="0"/>
                 <w:sz w:val="24"/>
                 <w:szCs w:val="24"/>
@@ -7062,17 +7041,16 @@
           </w:tcPr>
           <w:p>
             <w:pPr>
-              <w:pStyle w:val="TextBody"/>
+              <w:pStyle w:val="BodyText"/>
               <w:widowControl w:val="false"/>
               <w:suppressAutoHyphens w:val="true"/>
               <w:spacing w:before="74" w:after="0"/>
-              <w:ind w:left="0" w:hanging="0"/>
+              <w:ind w:hanging="0" w:left="0"/>
               <w:jc w:val="center"/>
               <w:rPr>
-                <w:b/>
                 <w:b/>
                 <w:bCs/>
-                <w:color w:val="FFFFFF" w:themeColor="background1"/>
+                <w:color w:themeColor="background1" w:val="FFFFFF"/>
                 <w:sz w:val="24"/>
                 <w:szCs w:val="24"/>
                 <w:lang w:val="it-IT"/>
@@ -7083,7 +7061,7 @@
                 <w:rFonts w:cs=""/>
                 <w:b/>
                 <w:bCs/>
-                <w:color w:val="FFFFFF" w:themeColor="background1"/>
+                <w:color w:themeColor="background1" w:val="FFFFFF"/>
                 <w:kern w:val="0"/>
                 <w:sz w:val="24"/>
                 <w:szCs w:val="24"/>
@@ -7101,17 +7079,16 @@
           </w:tcPr>
           <w:p>
             <w:pPr>
-              <w:pStyle w:val="TextBody"/>
+              <w:pStyle w:val="BodyText"/>
               <w:widowControl w:val="false"/>
               <w:suppressAutoHyphens w:val="true"/>
               <w:spacing w:before="74" w:after="0"/>
-              <w:ind w:left="0" w:hanging="0"/>
+              <w:ind w:hanging="0" w:left="0"/>
               <w:jc w:val="center"/>
               <w:rPr>
-                <w:b/>
                 <w:b/>
                 <w:bCs/>
-                <w:color w:val="FFFFFF" w:themeColor="background1"/>
+                <w:color w:themeColor="background1" w:val="FFFFFF"/>
                 <w:sz w:val="24"/>
                 <w:szCs w:val="24"/>
                 <w:lang w:val="it-IT"/>
@@ -7122,7 +7099,7 @@
                 <w:rFonts w:cs=""/>
                 <w:b/>
                 <w:bCs/>
-                <w:color w:val="FFFFFF" w:themeColor="background1"/>
+                <w:color w:themeColor="background1" w:val="FFFFFF"/>
                 <w:kern w:val="0"/>
                 <w:sz w:val="24"/>
                 <w:szCs w:val="24"/>
@@ -7144,11 +7121,11 @@
           </w:tcPr>
           <w:p>
             <w:pPr>
-              <w:pStyle w:val="TextBody"/>
+              <w:pStyle w:val="BodyText"/>
               <w:widowControl w:val="false"/>
               <w:suppressAutoHyphens w:val="true"/>
               <w:spacing w:before="74" w:after="0"/>
-              <w:ind w:left="0" w:hanging="0"/>
+              <w:ind w:hanging="0" w:left="0"/>
               <w:jc w:val="center"/>
               <w:rPr>
                 <w:lang w:val="it-IT"/>
@@ -7168,14 +7145,13 @@
           </w:tcPr>
           <w:p>
             <w:pPr>
-              <w:pStyle w:val="TextBody"/>
+              <w:pStyle w:val="BodyText"/>
               <w:widowControl w:val="false"/>
               <w:suppressAutoHyphens w:val="true"/>
               <w:spacing w:before="74" w:after="0"/>
-              <w:ind w:left="0" w:hanging="0"/>
+              <w:ind w:hanging="0" w:left="0"/>
               <w:jc w:val="center"/>
               <w:rPr>
-                <w:b/>
                 <w:b/>
                 <w:bCs/>
                 <w:sz w:val="22"/>
@@ -7204,14 +7180,13 @@
           </w:tcPr>
           <w:p>
             <w:pPr>
-              <w:pStyle w:val="TextBody"/>
+              <w:pStyle w:val="BodyText"/>
               <w:widowControl w:val="false"/>
               <w:suppressAutoHyphens w:val="true"/>
               <w:spacing w:before="74" w:after="0"/>
-              <w:ind w:left="0" w:hanging="0"/>
+              <w:ind w:hanging="0" w:left="0"/>
               <w:jc w:val="center"/>
               <w:rPr>
-                <w:b/>
                 <w:b/>
                 <w:bCs/>
                 <w:sz w:val="22"/>
@@ -7240,11 +7215,11 @@
           </w:tcPr>
           <w:p>
             <w:pPr>
-              <w:pStyle w:val="TextBody"/>
+              <w:pStyle w:val="BodyText"/>
               <w:widowControl w:val="false"/>
               <w:suppressAutoHyphens w:val="true"/>
               <w:spacing w:before="74" w:after="0"/>
-              <w:ind w:left="0" w:hanging="0"/>
+              <w:ind w:hanging="0" w:left="0"/>
               <w:jc w:val="center"/>
               <w:rPr>
                 <w:lang w:val="it-IT"/>
@@ -7312,8 +7287,8 @@
         <w:gridCol w:w="1621"/>
         <w:gridCol w:w="2322"/>
         <w:gridCol w:w="1621"/>
-        <w:gridCol w:w="2351"/>
-        <w:gridCol w:w="2611"/>
+        <w:gridCol w:w="2350"/>
+        <w:gridCol w:w="2612"/>
       </w:tblGrid>
       <w:tr>
         <w:trPr>
@@ -7329,17 +7304,16 @@
           </w:tcPr>
           <w:p>
             <w:pPr>
-              <w:pStyle w:val="TextBody"/>
+              <w:pStyle w:val="BodyText"/>
               <w:widowControl w:val="false"/>
               <w:suppressAutoHyphens w:val="true"/>
               <w:spacing w:before="74" w:after="0"/>
-              <w:ind w:left="0" w:hanging="0"/>
+              <w:ind w:hanging="0" w:left="0"/>
               <w:jc w:val="center"/>
               <w:rPr>
-                <w:b/>
                 <w:b/>
                 <w:bCs/>
-                <w:color w:val="FFFFFF" w:themeColor="background1"/>
+                <w:color w:themeColor="background1" w:val="FFFFFF"/>
                 <w:sz w:val="24"/>
                 <w:szCs w:val="24"/>
                 <w:lang w:val="it-IT"/>
@@ -7350,7 +7324,7 @@
                 <w:rFonts w:cs=""/>
                 <w:b/>
                 <w:bCs/>
-                <w:color w:val="FFFFFF" w:themeColor="background1"/>
+                <w:color w:themeColor="background1" w:val="FFFFFF"/>
                 <w:kern w:val="0"/>
                 <w:sz w:val="24"/>
                 <w:szCs w:val="24"/>
@@ -7368,17 +7342,16 @@
           </w:tcPr>
           <w:p>
             <w:pPr>
-              <w:pStyle w:val="TextBody"/>
+              <w:pStyle w:val="BodyText"/>
               <w:widowControl w:val="false"/>
               <w:suppressAutoHyphens w:val="true"/>
               <w:spacing w:before="74" w:after="0"/>
-              <w:ind w:left="0" w:hanging="0"/>
+              <w:ind w:hanging="0" w:left="0"/>
               <w:jc w:val="center"/>
               <w:rPr>
-                <w:b/>
                 <w:b/>
                 <w:bCs/>
-                <w:color w:val="FFFFFF" w:themeColor="background1"/>
+                <w:color w:themeColor="background1" w:val="FFFFFF"/>
                 <w:sz w:val="24"/>
                 <w:szCs w:val="24"/>
                 <w:lang w:val="it-IT"/>
@@ -7388,7 +7361,7 @@
               <w:rPr>
                 <w:b/>
                 <w:bCs/>
-                <w:color w:val="FFFFFF" w:themeColor="background1"/>
+                <w:color w:themeColor="background1" w:val="FFFFFF"/>
                 <w:sz w:val="24"/>
                 <w:szCs w:val="24"/>
                 <w:lang w:val="it-IT"/>
@@ -7406,17 +7379,16 @@
           </w:tcPr>
           <w:p>
             <w:pPr>
-              <w:pStyle w:val="TextBody"/>
+              <w:pStyle w:val="BodyText"/>
               <w:widowControl w:val="false"/>
               <w:suppressAutoHyphens w:val="true"/>
               <w:spacing w:before="74" w:after="0"/>
-              <w:ind w:left="0" w:hanging="0"/>
+              <w:ind w:hanging="0" w:left="0"/>
               <w:jc w:val="center"/>
               <w:rPr>
-                <w:b/>
                 <w:b/>
                 <w:bCs/>
-                <w:color w:val="FFFFFF" w:themeColor="background1"/>
+                <w:color w:themeColor="background1" w:val="FFFFFF"/>
                 <w:sz w:val="24"/>
                 <w:szCs w:val="24"/>
                 <w:lang w:val="it-IT"/>
@@ -7427,7 +7399,7 @@
                 <w:rFonts w:cs=""/>
                 <w:b/>
                 <w:bCs/>
-                <w:color w:val="FFFFFF" w:themeColor="background1"/>
+                <w:color w:themeColor="background1" w:val="FFFFFF"/>
                 <w:kern w:val="0"/>
                 <w:sz w:val="24"/>
                 <w:szCs w:val="24"/>
@@ -7451,11 +7423,11 @@
           </w:tcPr>
           <w:p>
             <w:pPr>
-              <w:pStyle w:val="TextBody"/>
+              <w:pStyle w:val="BodyText"/>
               <w:widowControl w:val="false"/>
               <w:suppressAutoHyphens w:val="true"/>
               <w:spacing w:before="74" w:after="0"/>
-              <w:ind w:left="0" w:hanging="0"/>
+              <w:ind w:hanging="0" w:left="0"/>
               <w:jc w:val="center"/>
               <w:rPr>
                 <w:lang w:val="it-IT"/>
@@ -7475,11 +7447,11 @@
           </w:tcPr>
           <w:p>
             <w:pPr>
-              <w:pStyle w:val="TextBody"/>
+              <w:pStyle w:val="BodyText"/>
               <w:widowControl w:val="false"/>
               <w:suppressAutoHyphens w:val="true"/>
               <w:spacing w:before="74" w:after="0"/>
-              <w:ind w:left="0" w:hanging="0"/>
+              <w:ind w:hanging="0" w:left="0"/>
               <w:jc w:val="center"/>
               <w:rPr>
                 <w:lang w:val="it-IT"/>
@@ -7499,14 +7471,13 @@
           </w:tcPr>
           <w:p>
             <w:pPr>
-              <w:pStyle w:val="TextBody"/>
+              <w:pStyle w:val="BodyText"/>
               <w:widowControl w:val="false"/>
               <w:suppressAutoHyphens w:val="true"/>
               <w:spacing w:before="74" w:after="0"/>
-              <w:ind w:left="0" w:hanging="0"/>
+              <w:ind w:hanging="0" w:left="0"/>
               <w:jc w:val="center"/>
               <w:rPr>
-                <w:b/>
                 <w:b/>
                 <w:bCs/>
                 <w:sz w:val="22"/>
@@ -7530,19 +7501,18 @@
         </w:tc>
         <w:tc>
           <w:tcPr>
-            <w:tcW w:w="2351" w:type="dxa"/>
+            <w:tcW w:w="2350" w:type="dxa"/>
             <w:tcBorders/>
           </w:tcPr>
           <w:p>
             <w:pPr>
-              <w:pStyle w:val="TextBody"/>
+              <w:pStyle w:val="BodyText"/>
               <w:widowControl w:val="false"/>
               <w:suppressAutoHyphens w:val="true"/>
               <w:spacing w:before="74" w:after="0"/>
-              <w:ind w:left="0" w:hanging="0"/>
+              <w:ind w:hanging="0" w:left="0"/>
               <w:jc w:val="center"/>
               <w:rPr>
-                <w:b/>
                 <w:b/>
                 <w:bCs/>
                 <w:sz w:val="22"/>
@@ -7566,19 +7536,18 @@
         </w:tc>
         <w:tc>
           <w:tcPr>
-            <w:tcW w:w="2611" w:type="dxa"/>
+            <w:tcW w:w="2612" w:type="dxa"/>
             <w:tcBorders/>
           </w:tcPr>
           <w:p>
             <w:pPr>
-              <w:pStyle w:val="TextBody"/>
+              <w:pStyle w:val="BodyText"/>
               <w:widowControl w:val="false"/>
               <w:suppressAutoHyphens w:val="true"/>
               <w:spacing w:before="74" w:after="0"/>
-              <w:ind w:left="0" w:hanging="0"/>
+              <w:ind w:hanging="0" w:left="0"/>
               <w:jc w:val="center"/>
               <w:rPr>
-                <w:b/>
                 <w:b/>
                 <w:bCs/>
                 <w:sz w:val="22"/>
@@ -7626,25 +7595,27 @@
       <w:pPr>
         <w:pStyle w:val="Heading1"/>
         <w:spacing w:before="0" w:after="0"/>
-        <w:ind w:left="2147" w:hanging="0"/>
-        <w:rPr>
-          <w:b w:val="false"/>
+        <w:ind w:hanging="0" w:left="2147"/>
+        <w:rPr>
           <w:b w:val="false"/>
           <w:bCs w:val="false"/>
           <w:color w:val="92D050"/>
         </w:rPr>
       </w:pPr>
       <w:r>
-        <w:rPr/>
+        <w:rPr>
+          <w:b w:val="false"/>
+          <w:bCs w:val="false"/>
+          <w:color w:val="92D050"/>
+        </w:rPr>
       </w:r>
     </w:p>
     <w:p>
       <w:pPr>
         <w:pStyle w:val="Heading1"/>
         <w:spacing w:before="0" w:after="0"/>
-        <w:ind w:left="2147" w:hanging="0"/>
-        <w:rPr>
-          <w:b w:val="false"/>
+        <w:ind w:hanging="0" w:left="2147"/>
+        <w:rPr>
           <w:b w:val="false"/>
           <w:bCs w:val="false"/>
           <w:color w:val="92D050"/>
@@ -7707,7 +7678,6 @@
         <w:rPr>
           <w:rFonts w:ascii="Arial" w:hAnsi="Arial" w:eastAsia="Arial" w:cs="Arial"/>
           <w:b/>
-          <w:b/>
           <w:bCs/>
           <w:sz w:val="25"/>
           <w:szCs w:val="25"/>
@@ -7725,9 +7695,9 @@
     </w:p>
     <w:p>
       <w:pPr>
-        <w:pStyle w:val="TextBody"/>
+        <w:pStyle w:val="BodyText"/>
         <w:spacing w:lineRule="auto" w:line="271"/>
-        <w:ind w:left="0" w:right="98" w:hanging="0"/>
+        <w:ind w:hanging="0" w:left="0" w:right="98"/>
         <w:jc w:val="both"/>
         <w:rPr>
           <w:lang w:val="it-IT"/>
@@ -8532,9 +8502,9 @@
     </w:p>
     <w:p>
       <w:pPr>
-        <w:pStyle w:val="TextBody"/>
+        <w:pStyle w:val="BodyText"/>
         <w:spacing w:lineRule="auto" w:line="271"/>
-        <w:ind w:left="0" w:right="98" w:hanging="0"/>
+        <w:ind w:hanging="0" w:left="0" w:right="98"/>
         <w:jc w:val="both"/>
         <w:rPr>
           <w:lang w:val="it-IT"/>
@@ -9255,9 +9225,9 @@
     </w:p>
     <w:p>
       <w:pPr>
-        <w:pStyle w:val="TextBody"/>
+        <w:pStyle w:val="BodyText"/>
         <w:spacing w:lineRule="auto" w:line="271"/>
-        <w:ind w:left="0" w:right="99" w:hanging="0"/>
+        <w:ind w:hanging="0" w:left="0" w:right="99"/>
         <w:jc w:val="both"/>
         <w:rPr>
           <w:lang w:val="it-IT"/>
@@ -10018,9 +9988,8 @@
     <w:p>
       <w:pPr>
         <w:pStyle w:val="Heading2"/>
-        <w:ind w:left="0" w:hanging="0"/>
-        <w:rPr>
-          <w:b w:val="false"/>
+        <w:ind w:hanging="0" w:left="0"/>
+        <w:rPr>
           <w:b w:val="false"/>
           <w:bCs w:val="false"/>
           <w:spacing w:val="-8"/>
@@ -10082,7 +10051,6 @@
         <w:pStyle w:val="Heading2"/>
         <w:rPr>
           <w:b w:val="false"/>
-          <w:b w:val="false"/>
           <w:bCs w:val="false"/>
           <w:spacing w:val="-8"/>
           <w:lang w:val="it-IT"/>
@@ -10101,7 +10069,6 @@
       <w:pPr>
         <w:pStyle w:val="Heading2"/>
         <w:rPr>
-          <w:b w:val="false"/>
           <w:b w:val="false"/>
           <w:bCs w:val="false"/>
           <w:spacing w:val="-8"/>
@@ -10151,17 +10118,16 @@
           </w:tcPr>
           <w:p>
             <w:pPr>
-              <w:pStyle w:val="TextBody"/>
+              <w:pStyle w:val="BodyText"/>
               <w:widowControl w:val="false"/>
               <w:suppressAutoHyphens w:val="true"/>
               <w:spacing w:before="74" w:after="0"/>
-              <w:ind w:left="0" w:hanging="0"/>
+              <w:ind w:hanging="0" w:left="0"/>
               <w:jc w:val="center"/>
               <w:rPr>
-                <w:b/>
                 <w:b/>
                 <w:bCs/>
-                <w:color w:val="FFFFFF" w:themeColor="background1"/>
+                <w:color w:themeColor="background1" w:val="FFFFFF"/>
                 <w:sz w:val="24"/>
                 <w:szCs w:val="24"/>
                 <w:lang w:val="it-IT"/>
@@ -10172,7 +10138,7 @@
                 <w:rFonts w:cs=""/>
                 <w:b/>
                 <w:bCs/>
-                <w:color w:val="FFFFFF" w:themeColor="background1"/>
+                <w:color w:themeColor="background1" w:val="FFFFFF"/>
                 <w:kern w:val="0"/>
                 <w:sz w:val="24"/>
                 <w:szCs w:val="24"/>
@@ -10191,17 +10157,16 @@
           </w:tcPr>
           <w:p>
             <w:pPr>
-              <w:pStyle w:val="TextBody"/>
+              <w:pStyle w:val="BodyText"/>
               <w:widowControl w:val="false"/>
               <w:suppressAutoHyphens w:val="true"/>
               <w:spacing w:before="74" w:after="0"/>
-              <w:ind w:left="0" w:hanging="0"/>
+              <w:ind w:hanging="0" w:left="0"/>
               <w:jc w:val="center"/>
               <w:rPr>
-                <w:b/>
                 <w:b/>
                 <w:bCs/>
-                <w:color w:val="FFFFFF" w:themeColor="background1"/>
+                <w:color w:themeColor="background1" w:val="FFFFFF"/>
                 <w:sz w:val="24"/>
                 <w:szCs w:val="24"/>
                 <w:lang w:val="it-IT"/>
@@ -10212,7 +10177,7 @@
                 <w:rFonts w:cs=""/>
                 <w:b/>
                 <w:bCs/>
-                <w:color w:val="FFFFFF" w:themeColor="background1"/>
+                <w:color w:themeColor="background1" w:val="FFFFFF"/>
                 <w:kern w:val="0"/>
                 <w:sz w:val="24"/>
                 <w:szCs w:val="24"/>
@@ -10230,17 +10195,16 @@
           </w:tcPr>
           <w:p>
             <w:pPr>
-              <w:pStyle w:val="TextBody"/>
+              <w:pStyle w:val="BodyText"/>
               <w:widowControl w:val="false"/>
               <w:suppressAutoHyphens w:val="true"/>
               <w:spacing w:before="74" w:after="0"/>
-              <w:ind w:left="0" w:hanging="0"/>
+              <w:ind w:hanging="0" w:left="0"/>
               <w:jc w:val="center"/>
               <w:rPr>
-                <w:b/>
                 <w:b/>
                 <w:bCs/>
-                <w:color w:val="FFFFFF" w:themeColor="background1"/>
+                <w:color w:themeColor="background1" w:val="FFFFFF"/>
                 <w:sz w:val="24"/>
                 <w:szCs w:val="24"/>
                 <w:lang w:val="it-IT"/>
@@ -10251,7 +10215,7 @@
                 <w:rFonts w:cs=""/>
                 <w:b/>
                 <w:bCs/>
-                <w:color w:val="FFFFFF" w:themeColor="background1"/>
+                <w:color w:themeColor="background1" w:val="FFFFFF"/>
                 <w:kern w:val="0"/>
                 <w:sz w:val="24"/>
                 <w:szCs w:val="24"/>
@@ -10273,11 +10237,11 @@
           </w:tcPr>
           <w:p>
             <w:pPr>
-              <w:pStyle w:val="TextBody"/>
+              <w:pStyle w:val="BodyText"/>
               <w:widowControl w:val="false"/>
               <w:suppressAutoHyphens w:val="true"/>
               <w:spacing w:before="74" w:after="0"/>
-              <w:ind w:left="0" w:hanging="0"/>
+              <w:ind w:hanging="0" w:left="0"/>
               <w:jc w:val="center"/>
               <w:rPr>
                 <w:lang w:val="it-IT"/>
@@ -10297,14 +10261,13 @@
           </w:tcPr>
           <w:p>
             <w:pPr>
-              <w:pStyle w:val="TextBody"/>
+              <w:pStyle w:val="BodyText"/>
               <w:widowControl w:val="false"/>
               <w:suppressAutoHyphens w:val="true"/>
               <w:spacing w:before="74" w:after="0"/>
-              <w:ind w:left="0" w:hanging="0"/>
+              <w:ind w:hanging="0" w:left="0"/>
               <w:jc w:val="center"/>
               <w:rPr>
-                <w:b/>
                 <w:b/>
                 <w:bCs/>
                 <w:sz w:val="22"/>
@@ -10333,14 +10296,13 @@
           </w:tcPr>
           <w:p>
             <w:pPr>
-              <w:pStyle w:val="TextBody"/>
+              <w:pStyle w:val="BodyText"/>
               <w:widowControl w:val="false"/>
               <w:suppressAutoHyphens w:val="true"/>
               <w:spacing w:before="74" w:after="0"/>
-              <w:ind w:left="0" w:hanging="0"/>
+              <w:ind w:hanging="0" w:left="0"/>
               <w:jc w:val="center"/>
               <w:rPr>
-                <w:b/>
                 <w:b/>
                 <w:bCs/>
                 <w:sz w:val="22"/>
@@ -10369,14 +10331,13 @@
           </w:tcPr>
           <w:p>
             <w:pPr>
-              <w:pStyle w:val="TextBody"/>
+              <w:pStyle w:val="BodyText"/>
               <w:widowControl w:val="false"/>
               <w:suppressAutoHyphens w:val="true"/>
               <w:spacing w:before="74" w:after="0"/>
-              <w:ind w:left="0" w:hanging="0"/>
+              <w:ind w:hanging="0" w:left="0"/>
               <w:jc w:val="center"/>
               <w:rPr>
-                <w:b/>
                 <w:b/>
                 <w:bCs/>
                 <w:sz w:val="22"/>
@@ -10405,11 +10366,11 @@
           </w:tcPr>
           <w:p>
             <w:pPr>
-              <w:pStyle w:val="TextBody"/>
+              <w:pStyle w:val="BodyText"/>
               <w:widowControl w:val="false"/>
               <w:suppressAutoHyphens w:val="true"/>
               <w:spacing w:before="74" w:after="0"/>
-              <w:ind w:left="0" w:hanging="0"/>
+              <w:ind w:hanging="0" w:left="0"/>
               <w:jc w:val="center"/>
               <w:rPr>
                 <w:lang w:val="it-IT"/>
@@ -10429,7 +10390,6 @@
         <w:pStyle w:val="Normal"/>
         <w:rPr>
           <w:b w:val="false"/>
-          <w:b w:val="false"/>
           <w:bCs w:val="false"/>
           <w:spacing w:val="-8"/>
           <w:lang w:val="it-IT"/>
@@ -10448,7 +10408,6 @@
       <w:pPr>
         <w:pStyle w:val="Normal"/>
         <w:rPr>
-          <w:b w:val="false"/>
           <w:b w:val="false"/>
           <w:bCs w:val="false"/>
           <w:spacing w:val="-8"/>
@@ -10480,11 +10439,11 @@
         <w:tblLook w:val="04a0" w:noHBand="0" w:noVBand="1" w:firstColumn="1" w:lastRow="0" w:lastColumn="0" w:firstRow="1"/>
       </w:tblPr>
       <w:tblGrid>
-        <w:gridCol w:w="1795"/>
+        <w:gridCol w:w="1794"/>
         <w:gridCol w:w="2427"/>
-        <w:gridCol w:w="2351"/>
-        <w:gridCol w:w="1345"/>
-        <w:gridCol w:w="2432"/>
+        <w:gridCol w:w="2352"/>
+        <w:gridCol w:w="1344"/>
+        <w:gridCol w:w="2433"/>
       </w:tblGrid>
       <w:tr>
         <w:trPr>
@@ -10492,23 +10451,22 @@
         </w:trPr>
         <w:tc>
           <w:tcPr>
-            <w:tcW w:w="1795" w:type="dxa"/>
+            <w:tcW w:w="1794" w:type="dxa"/>
             <w:tcBorders/>
             <w:shd w:color="auto" w:fill="808080" w:themeFill="background1" w:themeFillShade="80" w:val="clear"/>
           </w:tcPr>
           <w:p>
             <w:pPr>
-              <w:pStyle w:val="TextBody"/>
+              <w:pStyle w:val="BodyText"/>
               <w:widowControl w:val="false"/>
               <w:suppressAutoHyphens w:val="true"/>
               <w:spacing w:before="74" w:after="0"/>
-              <w:ind w:left="0" w:hanging="0"/>
+              <w:ind w:hanging="0" w:left="0"/>
               <w:jc w:val="center"/>
               <w:rPr>
-                <w:b/>
                 <w:b/>
                 <w:bCs/>
-                <w:color w:val="FFFFFF" w:themeColor="background1"/>
+                <w:color w:themeColor="background1" w:val="FFFFFF"/>
                 <w:sz w:val="24"/>
                 <w:szCs w:val="24"/>
                 <w:lang w:val="it-IT"/>
@@ -10519,7 +10477,7 @@
                 <w:rFonts w:cs=""/>
                 <w:b/>
                 <w:bCs/>
-                <w:color w:val="FFFFFF" w:themeColor="background1"/>
+                <w:color w:themeColor="background1" w:val="FFFFFF"/>
                 <w:kern w:val="0"/>
                 <w:sz w:val="24"/>
                 <w:szCs w:val="24"/>
@@ -10538,17 +10496,16 @@
           </w:tcPr>
           <w:p>
             <w:pPr>
-              <w:pStyle w:val="TextBody"/>
+              <w:pStyle w:val="BodyText"/>
               <w:widowControl w:val="false"/>
               <w:suppressAutoHyphens w:val="true"/>
               <w:spacing w:before="74" w:after="0"/>
-              <w:ind w:left="0" w:hanging="0"/>
+              <w:ind w:hanging="0" w:left="0"/>
               <w:jc w:val="center"/>
               <w:rPr>
-                <w:b/>
                 <w:b/>
                 <w:bCs/>
-                <w:color w:val="FFFFFF" w:themeColor="background1"/>
+                <w:color w:themeColor="background1" w:val="FFFFFF"/>
                 <w:sz w:val="24"/>
                 <w:szCs w:val="24"/>
                 <w:lang w:val="it-IT"/>
@@ -10559,7 +10516,7 @@
                 <w:rFonts w:cs=""/>
                 <w:b/>
                 <w:bCs/>
-                <w:color w:val="FFFFFF" w:themeColor="background1"/>
+                <w:color w:themeColor="background1" w:val="FFFFFF"/>
                 <w:kern w:val="0"/>
                 <w:sz w:val="24"/>
                 <w:szCs w:val="24"/>
@@ -10571,23 +10528,22 @@
         </w:tc>
         <w:tc>
           <w:tcPr>
-            <w:tcW w:w="2432" w:type="dxa"/>
+            <w:tcW w:w="2433" w:type="dxa"/>
             <w:tcBorders/>
             <w:shd w:color="auto" w:fill="808080" w:themeFill="background1" w:themeFillShade="80" w:val="clear"/>
           </w:tcPr>
           <w:p>
             <w:pPr>
-              <w:pStyle w:val="TextBody"/>
+              <w:pStyle w:val="BodyText"/>
               <w:widowControl w:val="false"/>
               <w:suppressAutoHyphens w:val="true"/>
               <w:spacing w:before="74" w:after="0"/>
-              <w:ind w:left="0" w:hanging="0"/>
+              <w:ind w:hanging="0" w:left="0"/>
               <w:jc w:val="center"/>
               <w:rPr>
-                <w:b/>
                 <w:b/>
                 <w:bCs/>
-                <w:color w:val="FFFFFF" w:themeColor="background1"/>
+                <w:color w:themeColor="background1" w:val="FFFFFF"/>
                 <w:sz w:val="24"/>
                 <w:szCs w:val="24"/>
                 <w:lang w:val="it-IT"/>
@@ -10598,7 +10554,7 @@
                 <w:rFonts w:cs=""/>
                 <w:b/>
                 <w:bCs/>
-                <w:color w:val="FFFFFF" w:themeColor="background1"/>
+                <w:color w:themeColor="background1" w:val="FFFFFF"/>
                 <w:kern w:val="0"/>
                 <w:sz w:val="24"/>
                 <w:szCs w:val="24"/>
@@ -10615,16 +10571,16 @@
         </w:trPr>
         <w:tc>
           <w:tcPr>
-            <w:tcW w:w="1795" w:type="dxa"/>
+            <w:tcW w:w="1794" w:type="dxa"/>
             <w:tcBorders/>
           </w:tcPr>
           <w:p>
             <w:pPr>
-              <w:pStyle w:val="TextBody"/>
+              <w:pStyle w:val="BodyText"/>
               <w:widowControl w:val="false"/>
               <w:suppressAutoHyphens w:val="true"/>
               <w:spacing w:before="74" w:after="0"/>
-              <w:ind w:left="0" w:hanging="0"/>
+              <w:ind w:hanging="0" w:left="0"/>
               <w:jc w:val="center"/>
               <w:rPr>
                 <w:lang w:val="it-IT"/>
@@ -10644,15 +10600,14 @@
           </w:tcPr>
           <w:p>
             <w:pPr>
-              <w:pStyle w:val="TextBody"/>
+              <w:pStyle w:val="BodyText"/>
               <w:widowControl w:val="false"/>
               <w:suppressAutoHyphens w:val="true"/>
               <w:spacing w:before="74" w:after="0"/>
-              <w:ind w:left="0" w:hanging="0"/>
+              <w:ind w:hanging="0" w:left="0"/>
               <w:jc w:val="center"/>
               <w:rPr>
                 <w:rFonts w:ascii="Arial" w:hAnsi="Arial" w:eastAsia="Arial" w:cs="" w:cstheme="minorBidi"/>
-                <w:b/>
                 <w:b/>
                 <w:bCs/>
                 <w:color w:val="auto"/>
@@ -10679,20 +10634,19 @@
         </w:tc>
         <w:tc>
           <w:tcPr>
-            <w:tcW w:w="2351" w:type="dxa"/>
+            <w:tcW w:w="2352" w:type="dxa"/>
             <w:tcBorders/>
           </w:tcPr>
           <w:p>
             <w:pPr>
-              <w:pStyle w:val="TextBody"/>
+              <w:pStyle w:val="BodyText"/>
               <w:widowControl w:val="false"/>
               <w:suppressAutoHyphens w:val="true"/>
               <w:spacing w:before="74" w:after="0"/>
-              <w:ind w:left="0" w:hanging="0"/>
+              <w:ind w:hanging="0" w:left="0"/>
               <w:jc w:val="center"/>
               <w:rPr>
                 <w:rFonts w:ascii="Arial" w:hAnsi="Arial" w:eastAsia="Arial" w:cs="" w:cstheme="minorBidi"/>
-                <w:b/>
                 <w:b/>
                 <w:bCs/>
                 <w:color w:val="auto"/>
@@ -10719,19 +10673,18 @@
         </w:tc>
         <w:tc>
           <w:tcPr>
-            <w:tcW w:w="1345" w:type="dxa"/>
+            <w:tcW w:w="1344" w:type="dxa"/>
             <w:tcBorders/>
           </w:tcPr>
           <w:p>
             <w:pPr>
-              <w:pStyle w:val="TextBody"/>
+              <w:pStyle w:val="BodyText"/>
               <w:widowControl w:val="false"/>
               <w:suppressAutoHyphens w:val="true"/>
               <w:spacing w:before="74" w:after="0"/>
-              <w:ind w:left="0" w:hanging="0"/>
+              <w:ind w:hanging="0" w:left="0"/>
               <w:jc w:val="center"/>
               <w:rPr>
-                <w:b/>
                 <w:b/>
                 <w:bCs/>
                 <w:sz w:val="22"/>
@@ -10755,16 +10708,16 @@
         </w:tc>
         <w:tc>
           <w:tcPr>
-            <w:tcW w:w="2432" w:type="dxa"/>
+            <w:tcW w:w="2433" w:type="dxa"/>
             <w:tcBorders/>
           </w:tcPr>
           <w:p>
             <w:pPr>
-              <w:pStyle w:val="TextBody"/>
+              <w:pStyle w:val="BodyText"/>
               <w:widowControl w:val="false"/>
               <w:suppressAutoHyphens w:val="true"/>
               <w:spacing w:before="74" w:after="0"/>
-              <w:ind w:left="0" w:hanging="0"/>
+              <w:ind w:hanging="0" w:left="0"/>
               <w:jc w:val="center"/>
               <w:rPr>
                 <w:lang w:val="it-IT"/>
@@ -10786,7 +10739,6 @@
         <w:rPr>
           <w:rFonts w:ascii="Arial" w:hAnsi="Arial" w:eastAsia="Arial" w:cs="Arial"/>
           <w:b/>
-          <w:b/>
           <w:bCs/>
           <w:sz w:val="19"/>
           <w:szCs w:val="19"/>
@@ -10811,31 +10763,36 @@
       <w:pPr>
         <w:pStyle w:val="Normal"/>
         <w:spacing w:lineRule="auto" w:line="276" w:before="0" w:after="0"/>
-        <w:ind w:left="108" w:right="-30" w:hanging="0"/>
+        <w:ind w:hanging="0" w:left="108" w:right="-30"/>
         <w:jc w:val="center"/>
         <w:rPr>
           <w:rFonts w:ascii="Arial" w:hAnsi="Arial"/>
           <w:b/>
+          <w:color w:val="E32C56"/>
+          <w:spacing w:val="-1"/>
+          <w:sz w:val="24"/>
+          <w:lang w:val="it-IT"/>
+        </w:rPr>
+      </w:pPr>
+      <w:r>
+        <w:rPr>
+          <w:rFonts w:ascii="Arial" w:hAnsi="Arial"/>
           <w:b/>
           <w:color w:val="E32C56"/>
           <w:spacing w:val="-1"/>
           <w:sz w:val="24"/>
           <w:lang w:val="it-IT"/>
         </w:rPr>
-      </w:pPr>
-      <w:r>
-        <w:rPr/>
       </w:r>
     </w:p>
     <w:p>
       <w:pPr>
         <w:pStyle w:val="Normal"/>
         <w:spacing w:lineRule="auto" w:line="276" w:before="0" w:after="0"/>
-        <w:ind w:left="108" w:right="-30" w:hanging="0"/>
+        <w:ind w:hanging="0" w:left="108" w:right="-30"/>
         <w:jc w:val="center"/>
         <w:rPr>
           <w:rFonts w:ascii="Arial" w:hAnsi="Arial"/>
-          <w:b/>
           <w:b/>
           <w:color w:val="E32C56"/>
           <w:spacing w:val="-1"/>
@@ -10935,19 +10892,8 @@
       <w:pPr>
         <w:pStyle w:val="Normal"/>
         <w:spacing w:lineRule="auto" w:line="276" w:before="69" w:after="0"/>
-        <w:ind w:left="108" w:right="-30" w:hanging="0"/>
+        <w:ind w:hanging="0" w:left="108" w:right="-30"/>
         <w:jc w:val="center"/>
-        <w:rPr>
-          <w:rFonts w:ascii="Arial" w:hAnsi="Arial"/>
-          <w:b/>
-          <w:b/>
-          <w:color w:val="E32C56"/>
-          <w:spacing w:val="-1"/>
-          <w:sz w:val="24"/>
-          <w:lang w:val="it-IT"/>
-        </w:rPr>
-      </w:pPr>
-      <w:r>
         <w:rPr>
           <w:rFonts w:ascii="Arial" w:hAnsi="Arial"/>
           <w:b/>
@@ -10956,13 +10902,23 @@
           <w:sz w:val="24"/>
           <w:lang w:val="it-IT"/>
         </w:rPr>
+      </w:pPr>
+      <w:r>
+        <w:rPr>
+          <w:rFonts w:ascii="Arial" w:hAnsi="Arial"/>
+          <w:b/>
+          <w:color w:val="E32C56"/>
+          <w:spacing w:val="-1"/>
+          <w:sz w:val="24"/>
+          <w:lang w:val="it-IT"/>
+        </w:rPr>
       </w:r>
     </w:p>
     <w:p>
       <w:pPr>
-        <w:pStyle w:val="TextBody"/>
+        <w:pStyle w:val="BodyText"/>
         <w:spacing w:before="2" w:after="0"/>
-        <w:ind w:left="0" w:hanging="0"/>
+        <w:ind w:hanging="0" w:left="0"/>
         <w:jc w:val="both"/>
         <w:rPr>
           <w:lang w:val="it-IT"/>
@@ -11174,9 +11130,9 @@
     </w:p>
     <w:p>
       <w:pPr>
-        <w:pStyle w:val="TextBody"/>
+        <w:pStyle w:val="BodyText"/>
         <w:spacing w:lineRule="auto" w:line="271"/>
-        <w:ind w:left="0" w:right="99" w:hanging="0"/>
+        <w:ind w:hanging="0" w:left="0" w:right="99"/>
         <w:jc w:val="both"/>
         <w:rPr>
           <w:lang w:val="it-IT"/>
@@ -12507,10 +12463,9 @@
     <w:p>
       <w:pPr>
         <w:pStyle w:val="Heading2"/>
-        <w:ind w:left="0" w:hanging="0"/>
+        <w:ind w:hanging="0" w:left="0"/>
         <w:jc w:val="both"/>
         <w:rPr>
-          <w:b w:val="false"/>
           <w:b w:val="false"/>
           <w:bCs w:val="false"/>
           <w:lang w:val="it-IT"/>
@@ -12603,10 +12558,10 @@
       </w:tblPr>
       <w:tblGrid>
         <w:gridCol w:w="2340"/>
-        <w:gridCol w:w="1435"/>
-        <w:gridCol w:w="2179"/>
-        <w:gridCol w:w="1350"/>
-        <w:gridCol w:w="3106"/>
+        <w:gridCol w:w="1434"/>
+        <w:gridCol w:w="2180"/>
+        <w:gridCol w:w="1349"/>
+        <w:gridCol w:w="3107"/>
       </w:tblGrid>
       <w:tr>
         <w:trPr>
@@ -12620,17 +12575,16 @@
           </w:tcPr>
           <w:p>
             <w:pPr>
-              <w:pStyle w:val="TextBody"/>
+              <w:pStyle w:val="BodyText"/>
               <w:widowControl w:val="false"/>
               <w:suppressAutoHyphens w:val="true"/>
               <w:spacing w:before="74" w:after="0"/>
-              <w:ind w:left="0" w:hanging="0"/>
+              <w:ind w:hanging="0" w:left="0"/>
               <w:jc w:val="center"/>
               <w:rPr>
-                <w:b/>
                 <w:b/>
                 <w:bCs/>
-                <w:color w:val="FFFFFF" w:themeColor="background1"/>
+                <w:color w:themeColor="background1" w:val="FFFFFF"/>
                 <w:sz w:val="24"/>
                 <w:szCs w:val="24"/>
                 <w:lang w:val="it-IT"/>
@@ -12641,7 +12595,7 @@
                 <w:rFonts w:cs=""/>
                 <w:b/>
                 <w:bCs/>
-                <w:color w:val="FFFFFF" w:themeColor="background1"/>
+                <w:color w:themeColor="background1" w:val="FFFFFF"/>
                 <w:kern w:val="0"/>
                 <w:sz w:val="24"/>
                 <w:szCs w:val="24"/>
@@ -12653,24 +12607,23 @@
         </w:tc>
         <w:tc>
           <w:tcPr>
-            <w:tcW w:w="4964" w:type="dxa"/>
+            <w:tcW w:w="4963" w:type="dxa"/>
             <w:gridSpan w:val="3"/>
             <w:tcBorders/>
             <w:shd w:color="auto" w:fill="808080" w:themeFill="background1" w:themeFillShade="80" w:val="clear"/>
           </w:tcPr>
           <w:p>
             <w:pPr>
-              <w:pStyle w:val="TextBody"/>
+              <w:pStyle w:val="BodyText"/>
               <w:widowControl w:val="false"/>
               <w:suppressAutoHyphens w:val="true"/>
               <w:spacing w:before="74" w:after="0"/>
-              <w:ind w:left="0" w:hanging="0"/>
+              <w:ind w:hanging="0" w:left="0"/>
               <w:jc w:val="center"/>
               <w:rPr>
-                <w:b/>
                 <w:b/>
                 <w:bCs/>
-                <w:color w:val="FFFFFF" w:themeColor="background1"/>
+                <w:color w:themeColor="background1" w:val="FFFFFF"/>
                 <w:sz w:val="24"/>
                 <w:szCs w:val="24"/>
                 <w:lang w:val="it-IT"/>
@@ -12681,7 +12634,7 @@
                 <w:rFonts w:cs=""/>
                 <w:b/>
                 <w:bCs/>
-                <w:color w:val="FFFFFF" w:themeColor="background1"/>
+                <w:color w:themeColor="background1" w:val="FFFFFF"/>
                 <w:kern w:val="0"/>
                 <w:sz w:val="24"/>
                 <w:szCs w:val="24"/>
@@ -12693,23 +12646,22 @@
         </w:tc>
         <w:tc>
           <w:tcPr>
-            <w:tcW w:w="3106" w:type="dxa"/>
+            <w:tcW w:w="3107" w:type="dxa"/>
             <w:tcBorders/>
             <w:shd w:color="auto" w:fill="808080" w:themeFill="background1" w:themeFillShade="80" w:val="clear"/>
           </w:tcPr>
           <w:p>
             <w:pPr>
-              <w:pStyle w:val="TextBody"/>
+              <w:pStyle w:val="BodyText"/>
               <w:widowControl w:val="false"/>
               <w:suppressAutoHyphens w:val="true"/>
               <w:spacing w:before="74" w:after="0"/>
-              <w:ind w:left="0" w:hanging="0"/>
+              <w:ind w:hanging="0" w:left="0"/>
               <w:jc w:val="center"/>
               <w:rPr>
-                <w:b/>
                 <w:b/>
                 <w:bCs/>
-                <w:color w:val="FFFFFF" w:themeColor="background1"/>
+                <w:color w:themeColor="background1" w:val="FFFFFF"/>
                 <w:sz w:val="24"/>
                 <w:szCs w:val="24"/>
                 <w:lang w:val="it-IT"/>
@@ -12720,7 +12672,7 @@
                 <w:rFonts w:cs=""/>
                 <w:b/>
                 <w:bCs/>
-                <w:color w:val="FFFFFF" w:themeColor="background1"/>
+                <w:color w:themeColor="background1" w:val="FFFFFF"/>
                 <w:kern w:val="0"/>
                 <w:sz w:val="24"/>
                 <w:szCs w:val="24"/>
@@ -12742,11 +12694,11 @@
           </w:tcPr>
           <w:p>
             <w:pPr>
-              <w:pStyle w:val="TextBody"/>
+              <w:pStyle w:val="BodyText"/>
               <w:widowControl w:val="false"/>
               <w:suppressAutoHyphens w:val="true"/>
               <w:spacing w:before="74" w:after="0"/>
-              <w:ind w:left="0" w:hanging="0"/>
+              <w:ind w:hanging="0" w:left="0"/>
               <w:jc w:val="center"/>
               <w:rPr>
                 <w:lang w:val="it-IT"/>
@@ -12761,19 +12713,18 @@
         </w:tc>
         <w:tc>
           <w:tcPr>
-            <w:tcW w:w="1435" w:type="dxa"/>
+            <w:tcW w:w="1434" w:type="dxa"/>
             <w:tcBorders/>
           </w:tcPr>
           <w:p>
             <w:pPr>
-              <w:pStyle w:val="TextBody"/>
+              <w:pStyle w:val="BodyText"/>
               <w:widowControl w:val="false"/>
               <w:suppressAutoHyphens w:val="true"/>
               <w:spacing w:before="74" w:after="0"/>
-              <w:ind w:left="0" w:hanging="0"/>
+              <w:ind w:hanging="0" w:left="0"/>
               <w:jc w:val="center"/>
               <w:rPr>
-                <w:b/>
                 <w:b/>
                 <w:bCs/>
                 <w:sz w:val="22"/>
@@ -12797,19 +12748,18 @@
         </w:tc>
         <w:tc>
           <w:tcPr>
-            <w:tcW w:w="2179" w:type="dxa"/>
+            <w:tcW w:w="2180" w:type="dxa"/>
             <w:tcBorders/>
           </w:tcPr>
           <w:p>
             <w:pPr>
-              <w:pStyle w:val="TextBody"/>
+              <w:pStyle w:val="BodyText"/>
               <w:widowControl w:val="false"/>
               <w:suppressAutoHyphens w:val="true"/>
               <w:spacing w:before="74" w:after="0"/>
-              <w:ind w:left="0" w:hanging="0"/>
+              <w:ind w:hanging="0" w:left="0"/>
               <w:jc w:val="center"/>
               <w:rPr>
-                <w:b/>
                 <w:b/>
                 <w:bCs/>
                 <w:sz w:val="22"/>
@@ -12833,19 +12783,18 @@
         </w:tc>
         <w:tc>
           <w:tcPr>
-            <w:tcW w:w="1350" w:type="dxa"/>
+            <w:tcW w:w="1349" w:type="dxa"/>
             <w:tcBorders/>
           </w:tcPr>
           <w:p>
             <w:pPr>
-              <w:pStyle w:val="TextBody"/>
+              <w:pStyle w:val="BodyText"/>
               <w:widowControl w:val="false"/>
               <w:suppressAutoHyphens w:val="true"/>
               <w:spacing w:before="74" w:after="0"/>
-              <w:ind w:left="0" w:hanging="0"/>
+              <w:ind w:hanging="0" w:left="0"/>
               <w:jc w:val="center"/>
               <w:rPr>
-                <w:b/>
                 <w:b/>
                 <w:bCs/>
                 <w:sz w:val="22"/>
@@ -12869,16 +12818,16 @@
         </w:tc>
         <w:tc>
           <w:tcPr>
-            <w:tcW w:w="3106" w:type="dxa"/>
+            <w:tcW w:w="3107" w:type="dxa"/>
             <w:tcBorders/>
           </w:tcPr>
           <w:p>
             <w:pPr>
-              <w:pStyle w:val="TextBody"/>
+              <w:pStyle w:val="BodyText"/>
               <w:widowControl w:val="false"/>
               <w:suppressAutoHyphens w:val="true"/>
               <w:spacing w:before="74" w:after="0"/>
-              <w:ind w:left="0" w:hanging="0"/>
+              <w:ind w:hanging="0" w:left="0"/>
               <w:jc w:val="center"/>
               <w:rPr>
                 <w:lang w:val="it-IT"/>
@@ -12899,7 +12848,6 @@
         <w:rPr>
           <w:rFonts w:ascii="Arial" w:hAnsi="Arial" w:eastAsia="Arial" w:cs="Arial"/>
           <w:b/>
-          <w:b/>
           <w:bCs/>
           <w:sz w:val="20"/>
           <w:szCs w:val="20"/>
@@ -12920,7 +12868,6 @@
         <w:pStyle w:val="Normal"/>
         <w:rPr>
           <w:rFonts w:ascii="Arial" w:hAnsi="Arial" w:eastAsia="Arial" w:cs="Arial"/>
-          <w:b/>
           <w:b/>
           <w:bCs/>
           <w:sz w:val="20"/>
@@ -12956,8 +12903,8 @@
         <w:gridCol w:w="1621"/>
         <w:gridCol w:w="2322"/>
         <w:gridCol w:w="1621"/>
-        <w:gridCol w:w="2351"/>
-        <w:gridCol w:w="2525"/>
+        <w:gridCol w:w="2350"/>
+        <w:gridCol w:w="2526"/>
       </w:tblGrid>
       <w:tr>
         <w:trPr>
@@ -12973,17 +12920,16 @@
           </w:tcPr>
           <w:p>
             <w:pPr>
-              <w:pStyle w:val="TextBody"/>
+              <w:pStyle w:val="BodyText"/>
               <w:widowControl w:val="false"/>
               <w:suppressAutoHyphens w:val="true"/>
               <w:spacing w:before="74" w:after="0"/>
-              <w:ind w:left="0" w:hanging="0"/>
+              <w:ind w:hanging="0" w:left="0"/>
               <w:jc w:val="center"/>
               <w:rPr>
-                <w:b/>
                 <w:b/>
                 <w:bCs/>
-                <w:color w:val="FFFFFF" w:themeColor="background1"/>
+                <w:color w:themeColor="background1" w:val="FFFFFF"/>
                 <w:sz w:val="24"/>
                 <w:szCs w:val="24"/>
                 <w:lang w:val="it-IT"/>
@@ -12994,7 +12940,7 @@
                 <w:rFonts w:cs=""/>
                 <w:b/>
                 <w:bCs/>
-                <w:color w:val="FFFFFF" w:themeColor="background1"/>
+                <w:color w:themeColor="background1" w:val="FFFFFF"/>
                 <w:kern w:val="0"/>
                 <w:sz w:val="24"/>
                 <w:szCs w:val="24"/>
@@ -13012,17 +12958,16 @@
           </w:tcPr>
           <w:p>
             <w:pPr>
-              <w:pStyle w:val="TextBody"/>
+              <w:pStyle w:val="BodyText"/>
               <w:widowControl w:val="false"/>
               <w:suppressAutoHyphens w:val="true"/>
               <w:spacing w:before="74" w:after="0"/>
-              <w:ind w:left="0" w:hanging="0"/>
+              <w:ind w:hanging="0" w:left="0"/>
               <w:jc w:val="center"/>
               <w:rPr>
-                <w:b/>
                 <w:b/>
                 <w:bCs/>
-                <w:color w:val="FFFFFF" w:themeColor="background1"/>
+                <w:color w:themeColor="background1" w:val="FFFFFF"/>
                 <w:sz w:val="24"/>
                 <w:szCs w:val="24"/>
                 <w:lang w:val="it-IT"/>
@@ -13032,7 +12977,7 @@
               <w:rPr>
                 <w:b/>
                 <w:bCs/>
-                <w:color w:val="FFFFFF" w:themeColor="background1"/>
+                <w:color w:themeColor="background1" w:val="FFFFFF"/>
                 <w:sz w:val="24"/>
                 <w:szCs w:val="24"/>
                 <w:lang w:val="it-IT"/>
@@ -13050,17 +12995,16 @@
           </w:tcPr>
           <w:p>
             <w:pPr>
-              <w:pStyle w:val="TextBody"/>
+              <w:pStyle w:val="BodyText"/>
               <w:widowControl w:val="false"/>
               <w:suppressAutoHyphens w:val="true"/>
               <w:spacing w:before="74" w:after="0"/>
-              <w:ind w:left="0" w:hanging="0"/>
+              <w:ind w:hanging="0" w:left="0"/>
               <w:jc w:val="center"/>
               <w:rPr>
-                <w:b/>
                 <w:b/>
                 <w:bCs/>
-                <w:color w:val="FFFFFF" w:themeColor="background1"/>
+                <w:color w:themeColor="background1" w:val="FFFFFF"/>
                 <w:sz w:val="24"/>
                 <w:szCs w:val="24"/>
                 <w:lang w:val="it-IT"/>
@@ -13071,7 +13015,7 @@
                 <w:rFonts w:cs=""/>
                 <w:b/>
                 <w:bCs/>
-                <w:color w:val="FFFFFF" w:themeColor="background1"/>
+                <w:color w:themeColor="background1" w:val="FFFFFF"/>
                 <w:kern w:val="0"/>
                 <w:sz w:val="24"/>
                 <w:szCs w:val="24"/>
@@ -13095,11 +13039,11 @@
           </w:tcPr>
           <w:p>
             <w:pPr>
-              <w:pStyle w:val="TextBody"/>
+              <w:pStyle w:val="BodyText"/>
               <w:widowControl w:val="false"/>
               <w:suppressAutoHyphens w:val="true"/>
               <w:spacing w:before="74" w:after="0"/>
-              <w:ind w:left="0" w:hanging="0"/>
+              <w:ind w:hanging="0" w:left="0"/>
               <w:jc w:val="center"/>
               <w:rPr>
                 <w:lang w:val="it-IT"/>
@@ -13119,11 +13063,11 @@
           </w:tcPr>
           <w:p>
             <w:pPr>
-              <w:pStyle w:val="TextBody"/>
+              <w:pStyle w:val="BodyText"/>
               <w:widowControl w:val="false"/>
               <w:suppressAutoHyphens w:val="true"/>
               <w:spacing w:before="74" w:after="0"/>
-              <w:ind w:left="0" w:hanging="0"/>
+              <w:ind w:hanging="0" w:left="0"/>
               <w:jc w:val="center"/>
               <w:rPr>
                 <w:lang w:val="it-IT"/>
@@ -13143,14 +13087,13 @@
           </w:tcPr>
           <w:p>
             <w:pPr>
-              <w:pStyle w:val="TextBody"/>
+              <w:pStyle w:val="BodyText"/>
               <w:widowControl w:val="false"/>
               <w:suppressAutoHyphens w:val="true"/>
               <w:spacing w:before="74" w:after="0"/>
-              <w:ind w:left="0" w:hanging="0"/>
+              <w:ind w:hanging="0" w:left="0"/>
               <w:jc w:val="center"/>
               <w:rPr>
-                <w:b/>
                 <w:b/>
                 <w:bCs/>
                 <w:sz w:val="22"/>
@@ -13174,19 +13117,18 @@
         </w:tc>
         <w:tc>
           <w:tcPr>
-            <w:tcW w:w="2351" w:type="dxa"/>
+            <w:tcW w:w="2350" w:type="dxa"/>
             <w:tcBorders/>
           </w:tcPr>
           <w:p>
             <w:pPr>
-              <w:pStyle w:val="TextBody"/>
+              <w:pStyle w:val="BodyText"/>
               <w:widowControl w:val="false"/>
               <w:suppressAutoHyphens w:val="true"/>
               <w:spacing w:before="74" w:after="0"/>
-              <w:ind w:left="0" w:hanging="0"/>
+              <w:ind w:hanging="0" w:left="0"/>
               <w:jc w:val="center"/>
               <w:rPr>
-                <w:b/>
                 <w:b/>
                 <w:bCs/>
                 <w:sz w:val="22"/>
@@ -13210,19 +13152,18 @@
         </w:tc>
         <w:tc>
           <w:tcPr>
-            <w:tcW w:w="2525" w:type="dxa"/>
+            <w:tcW w:w="2526" w:type="dxa"/>
             <w:tcBorders/>
           </w:tcPr>
           <w:p>
             <w:pPr>
-              <w:pStyle w:val="TextBody"/>
+              <w:pStyle w:val="BodyText"/>
               <w:widowControl w:val="false"/>
               <w:suppressAutoHyphens w:val="true"/>
               <w:spacing w:before="74" w:after="0"/>
-              <w:ind w:left="0" w:hanging="0"/>
+              <w:ind w:hanging="0" w:left="0"/>
               <w:jc w:val="center"/>
               <w:rPr>
-                <w:b/>
                 <w:b/>
                 <w:bCs/>
                 <w:sz w:val="22"/>
@@ -13252,7 +13193,6 @@
         <w:rPr>
           <w:rFonts w:ascii="Arial" w:hAnsi="Arial" w:eastAsia="Arial" w:cs="Arial"/>
           <w:b/>
-          <w:b/>
           <w:bCs/>
           <w:sz w:val="20"/>
           <w:szCs w:val="20"/>
@@ -13278,7 +13218,6 @@
         <w:rPr>
           <w:rFonts w:ascii="Arial" w:hAnsi="Arial" w:eastAsia="Arial" w:cs="Arial"/>
           <w:b/>
-          <w:b/>
           <w:bCs/>
           <w:sz w:val="17"/>
           <w:szCs w:val="17"/>
@@ -13298,7 +13237,7 @@
       <w:pPr>
         <w:pStyle w:val="Normal"/>
         <w:spacing w:before="69" w:after="0"/>
-        <w:ind w:left="2618" w:hanging="0"/>
+        <w:ind w:hanging="0" w:left="2618"/>
         <w:rPr>
           <w:rFonts w:ascii="Arial" w:hAnsi="Arial" w:eastAsia="Arial" w:cs="Arial"/>
           <w:sz w:val="24"/>
@@ -13346,7 +13285,6 @@
         <w:rPr>
           <w:rFonts w:ascii="Arial" w:hAnsi="Arial" w:eastAsia="Arial" w:cs="Arial"/>
           <w:b/>
-          <w:b/>
           <w:bCs/>
           <w:sz w:val="20"/>
           <w:szCs w:val="20"/>
@@ -13366,9 +13304,9 @@
     </w:p>
     <w:p>
       <w:pPr>
-        <w:pStyle w:val="TextBody"/>
+        <w:pStyle w:val="BodyText"/>
         <w:spacing w:lineRule="auto" w:line="271"/>
-        <w:ind w:left="0" w:right="117" w:hanging="0"/>
+        <w:ind w:hanging="0" w:left="0" w:right="117"/>
         <w:jc w:val="both"/>
         <w:rPr>
           <w:lang w:val="it-IT"/>
@@ -14486,11 +14424,10 @@
     <w:p>
       <w:pPr>
         <w:pStyle w:val="Heading2"/>
-        <w:ind w:left="0" w:hanging="0"/>
+        <w:ind w:hanging="0" w:left="0"/>
         <w:jc w:val="both"/>
         <w:rPr>
           <w:rFonts w:cs="Arial"/>
-          <w:b w:val="false"/>
           <w:b w:val="false"/>
           <w:bCs w:val="false"/>
           <w:lang w:val="it-IT"/>
@@ -14553,7 +14490,6 @@
         <w:rPr>
           <w:rFonts w:cs="Arial"/>
           <w:b w:val="false"/>
-          <w:b w:val="false"/>
           <w:bCs w:val="false"/>
           <w:lang w:val="it-IT"/>
         </w:rPr>
@@ -14573,7 +14509,6 @@
         <w:jc w:val="both"/>
         <w:rPr>
           <w:rFonts w:cs="Arial"/>
-          <w:b w:val="false"/>
           <w:b w:val="false"/>
           <w:bCs w:val="false"/>
           <w:sz w:val="19"/>
@@ -14628,17 +14563,16 @@
           </w:tcPr>
           <w:p>
             <w:pPr>
-              <w:pStyle w:val="TextBody"/>
+              <w:pStyle w:val="BodyText"/>
               <w:widowControl w:val="false"/>
               <w:suppressAutoHyphens w:val="true"/>
               <w:spacing w:before="74" w:after="0"/>
-              <w:ind w:left="0" w:hanging="0"/>
+              <w:ind w:hanging="0" w:left="0"/>
               <w:jc w:val="center"/>
               <w:rPr>
-                <w:b/>
                 <w:b/>
                 <w:bCs/>
-                <w:color w:val="FFFFFF" w:themeColor="background1"/>
+                <w:color w:themeColor="background1" w:val="FFFFFF"/>
                 <w:sz w:val="24"/>
                 <w:szCs w:val="24"/>
                 <w:lang w:val="it-IT"/>
@@ -14649,7 +14583,7 @@
                 <w:rFonts w:cs=""/>
                 <w:b/>
                 <w:bCs/>
-                <w:color w:val="FFFFFF" w:themeColor="background1"/>
+                <w:color w:themeColor="background1" w:val="FFFFFF"/>
                 <w:kern w:val="0"/>
                 <w:sz w:val="24"/>
                 <w:szCs w:val="24"/>
@@ -14669,17 +14603,16 @@
           </w:tcPr>
           <w:p>
             <w:pPr>
-              <w:pStyle w:val="TextBody"/>
+              <w:pStyle w:val="BodyText"/>
               <w:widowControl w:val="false"/>
               <w:suppressAutoHyphens w:val="true"/>
               <w:spacing w:before="74" w:after="0"/>
-              <w:ind w:left="0" w:hanging="0"/>
+              <w:ind w:hanging="0" w:left="0"/>
               <w:jc w:val="center"/>
               <w:rPr>
-                <w:b/>
                 <w:b/>
                 <w:bCs/>
-                <w:color w:val="FFFFFF" w:themeColor="background1"/>
+                <w:color w:themeColor="background1" w:val="FFFFFF"/>
                 <w:sz w:val="24"/>
                 <w:szCs w:val="24"/>
                 <w:lang w:val="it-IT"/>
@@ -14690,7 +14623,7 @@
                 <w:rFonts w:cs=""/>
                 <w:b/>
                 <w:bCs/>
-                <w:color w:val="FFFFFF" w:themeColor="background1"/>
+                <w:color w:themeColor="background1" w:val="FFFFFF"/>
                 <w:kern w:val="0"/>
                 <w:sz w:val="24"/>
                 <w:szCs w:val="24"/>
@@ -14709,17 +14642,16 @@
           </w:tcPr>
           <w:p>
             <w:pPr>
-              <w:pStyle w:val="TextBody"/>
+              <w:pStyle w:val="BodyText"/>
               <w:widowControl w:val="false"/>
               <w:suppressAutoHyphens w:val="true"/>
               <w:spacing w:before="74" w:after="0"/>
-              <w:ind w:left="0" w:hanging="0"/>
+              <w:ind w:hanging="0" w:left="0"/>
               <w:jc w:val="center"/>
               <w:rPr>
-                <w:b/>
                 <w:b/>
                 <w:bCs/>
-                <w:color w:val="FFFFFF" w:themeColor="background1"/>
+                <w:color w:themeColor="background1" w:val="FFFFFF"/>
                 <w:sz w:val="24"/>
                 <w:szCs w:val="24"/>
                 <w:lang w:val="it-IT"/>
@@ -14730,7 +14662,7 @@
                 <w:rFonts w:cs=""/>
                 <w:b/>
                 <w:bCs/>
-                <w:color w:val="FFFFFF" w:themeColor="background1"/>
+                <w:color w:themeColor="background1" w:val="FFFFFF"/>
                 <w:kern w:val="0"/>
                 <w:sz w:val="24"/>
                 <w:szCs w:val="24"/>
@@ -14754,11 +14686,11 @@
           </w:tcPr>
           <w:p>
             <w:pPr>
-              <w:pStyle w:val="TextBody"/>
+              <w:pStyle w:val="BodyText"/>
               <w:widowControl w:val="false"/>
               <w:suppressAutoHyphens w:val="true"/>
               <w:spacing w:before="74" w:after="0"/>
-              <w:ind w:left="0" w:hanging="0"/>
+              <w:ind w:hanging="0" w:left="0"/>
               <w:jc w:val="center"/>
               <w:rPr>
                 <w:lang w:val="it-IT"/>
@@ -14780,11 +14712,11 @@
           </w:tcPr>
           <w:p>
             <w:pPr>
-              <w:pStyle w:val="TextBody"/>
+              <w:pStyle w:val="BodyText"/>
               <w:widowControl w:val="false"/>
               <w:suppressAutoHyphens w:val="true"/>
               <w:spacing w:before="74" w:after="0"/>
-              <w:ind w:left="0" w:hanging="0"/>
+              <w:ind w:hanging="0" w:left="0"/>
               <w:jc w:val="center"/>
               <w:rPr>
                 <w:lang w:val="it-IT"/>
@@ -14804,14 +14736,13 @@
           </w:tcPr>
           <w:p>
             <w:pPr>
-              <w:pStyle w:val="TextBody"/>
+              <w:pStyle w:val="BodyText"/>
               <w:widowControl w:val="false"/>
               <w:suppressAutoHyphens w:val="true"/>
               <w:spacing w:before="74" w:after="0"/>
-              <w:ind w:left="0" w:hanging="0"/>
+              <w:ind w:hanging="0" w:left="0"/>
               <w:jc w:val="center"/>
               <w:rPr>
-                <w:b/>
                 <w:b/>
                 <w:bCs/>
                 <w:sz w:val="22"/>
@@ -14840,14 +14771,13 @@
           </w:tcPr>
           <w:p>
             <w:pPr>
-              <w:pStyle w:val="TextBody"/>
+              <w:pStyle w:val="BodyText"/>
               <w:widowControl w:val="false"/>
               <w:suppressAutoHyphens w:val="true"/>
               <w:spacing w:before="74" w:after="0"/>
-              <w:ind w:left="0" w:hanging="0"/>
+              <w:ind w:hanging="0" w:left="0"/>
               <w:jc w:val="center"/>
               <w:rPr>
-                <w:b/>
                 <w:b/>
                 <w:bCs/>
                 <w:sz w:val="22"/>
@@ -14876,14 +14806,13 @@
           </w:tcPr>
           <w:p>
             <w:pPr>
-              <w:pStyle w:val="TextBody"/>
+              <w:pStyle w:val="BodyText"/>
               <w:widowControl w:val="false"/>
               <w:suppressAutoHyphens w:val="true"/>
               <w:spacing w:before="74" w:after="0"/>
-              <w:ind w:left="0" w:hanging="0"/>
+              <w:ind w:hanging="0" w:left="0"/>
               <w:jc w:val="center"/>
               <w:rPr>
-                <w:b/>
                 <w:b/>
                 <w:bCs/>
                 <w:sz w:val="22"/>
@@ -14937,7 +14866,6 @@
         <w:rPr>
           <w:rFonts w:ascii="Calibri" w:hAnsi="Calibri"/>
           <w:b/>
-          <w:b/>
           <w:color w:val="7F7F7F"/>
           <w:spacing w:val="-1"/>
           <w:sz w:val="28"/>
@@ -15069,9 +14997,9 @@
     </w:p>
     <w:p>
       <w:pPr>
-        <w:pStyle w:val="TextBody"/>
-        <w:spacing w:before="15" w:after="0"/>
-        <w:ind w:left="0" w:right="98" w:hanging="0"/>
+        <w:pStyle w:val="BodyText"/>
+        <w:spacing w:lineRule="auto" w:line="276" w:before="74" w:after="0"/>
+        <w:ind w:hanging="0" w:left="108" w:right="98"/>
         <w:jc w:val="both"/>
         <w:rPr>
           <w:lang w:val="it-IT"/>
@@ -15082,1113 +15010,32 @@
           <w:spacing w:val="-1"/>
           <w:lang w:val="it-IT"/>
         </w:rPr>
-        <w:t>Il</w:t>
-      </w:r>
-      <w:r>
-        <w:rPr>
-          <w:spacing w:val="44"/>
-          <w:lang w:val="it-IT"/>
-        </w:rPr>
-        <w:t xml:space="preserve"> </w:t>
-      </w:r>
-      <w:r>
-        <w:rPr>
-          <w:spacing w:val="-1"/>
-          <w:lang w:val="it-IT"/>
-        </w:rPr>
-        <w:t>test</w:t>
-      </w:r>
-      <w:r>
-        <w:rPr>
-          <w:spacing w:val="41"/>
-          <w:lang w:val="it-IT"/>
-        </w:rPr>
-        <w:t xml:space="preserve"> </w:t>
-      </w:r>
-      <w:r>
-        <w:rPr>
-          <w:spacing w:val="-1"/>
-          <w:lang w:val="it-IT"/>
-        </w:rPr>
-        <w:t>contempla</w:t>
-      </w:r>
-      <w:r>
-        <w:rPr>
-          <w:spacing w:val="41"/>
-          <w:lang w:val="it-IT"/>
-        </w:rPr>
-        <w:t xml:space="preserve"> </w:t>
-      </w:r>
-      <w:r>
-        <w:rPr>
-          <w:spacing w:val="-1"/>
-          <w:lang w:val="it-IT"/>
-        </w:rPr>
-        <w:t>uno</w:t>
-      </w:r>
-      <w:r>
-        <w:rPr>
-          <w:spacing w:val="40"/>
-          <w:lang w:val="it-IT"/>
-        </w:rPr>
-        <w:t xml:space="preserve"> </w:t>
-      </w:r>
-      <w:r>
-        <w:rPr>
-          <w:spacing w:val="-1"/>
-          <w:lang w:val="it-IT"/>
-        </w:rPr>
-        <w:t>studio</w:t>
-      </w:r>
-      <w:r>
-        <w:rPr>
-          <w:spacing w:val="40"/>
-          <w:lang w:val="it-IT"/>
-        </w:rPr>
-        <w:t xml:space="preserve"> </w:t>
-      </w:r>
-      <w:r>
-        <w:rPr>
-          <w:spacing w:val="-1"/>
-          <w:lang w:val="it-IT"/>
-        </w:rPr>
-        <w:t>mirato</w:t>
-      </w:r>
-      <w:r>
-        <w:rPr>
-          <w:spacing w:val="40"/>
-          <w:lang w:val="it-IT"/>
-        </w:rPr>
-        <w:t xml:space="preserve"> </w:t>
-      </w:r>
-      <w:r>
-        <w:rPr>
-          <w:spacing w:val="-1"/>
-          <w:lang w:val="it-IT"/>
-        </w:rPr>
-        <w:t>alle</w:t>
-      </w:r>
-      <w:r>
-        <w:rPr>
-          <w:spacing w:val="41"/>
-          <w:lang w:val="it-IT"/>
-        </w:rPr>
-        <w:t xml:space="preserve"> </w:t>
-      </w:r>
-      <w:r>
-        <w:rPr>
-          <w:spacing w:val="-1"/>
-          <w:lang w:val="it-IT"/>
-        </w:rPr>
-        <w:t>sole</w:t>
-      </w:r>
-      <w:r>
-        <w:rPr>
-          <w:spacing w:val="40"/>
-          <w:lang w:val="it-IT"/>
-        </w:rPr>
-        <w:t xml:space="preserve"> </w:t>
-      </w:r>
-      <w:r>
-        <w:rPr>
-          <w:spacing w:val="-1"/>
-          <w:lang w:val="it-IT"/>
-        </w:rPr>
-        <w:t>variazioni</w:t>
-      </w:r>
-      <w:r>
-        <w:rPr>
-          <w:spacing w:val="42"/>
-          <w:lang w:val="it-IT"/>
-        </w:rPr>
-        <w:t xml:space="preserve"> </w:t>
-      </w:r>
-      <w:r>
-        <w:rPr>
-          <w:spacing w:val="-1"/>
-          <w:lang w:val="it-IT"/>
-        </w:rPr>
-        <w:t>genetiche</w:t>
-      </w:r>
-      <w:r>
-        <w:rPr>
-          <w:spacing w:val="40"/>
-          <w:lang w:val="it-IT"/>
-        </w:rPr>
-        <w:t xml:space="preserve"> </w:t>
-      </w:r>
-      <w:r>
-        <w:rPr>
-          <w:spacing w:val="-1"/>
-          <w:lang w:val="it-IT"/>
-        </w:rPr>
-        <w:t>sulla</w:t>
-      </w:r>
-      <w:r>
-        <w:rPr>
-          <w:spacing w:val="42"/>
-          <w:lang w:val="it-IT"/>
-        </w:rPr>
-        <w:t xml:space="preserve"> </w:t>
-      </w:r>
-      <w:r>
-        <w:rPr>
-          <w:spacing w:val="-1"/>
-          <w:lang w:val="it-IT"/>
-        </w:rPr>
-        <w:t>cui</w:t>
-      </w:r>
-      <w:r>
-        <w:rPr>
-          <w:spacing w:val="40"/>
-          <w:lang w:val="it-IT"/>
-        </w:rPr>
-        <w:t xml:space="preserve"> </w:t>
-      </w:r>
-      <w:r>
-        <w:rPr>
-          <w:spacing w:val="-1"/>
-          <w:lang w:val="it-IT"/>
-        </w:rPr>
-        <w:t>corresponsabilità</w:t>
-      </w:r>
-      <w:r>
-        <w:rPr>
-          <w:spacing w:val="40"/>
-          <w:lang w:val="it-IT"/>
-        </w:rPr>
-        <w:t xml:space="preserve"> </w:t>
-      </w:r>
-      <w:r>
-        <w:rPr>
-          <w:spacing w:val="-1"/>
-          <w:lang w:val="it-IT"/>
-        </w:rPr>
-        <w:t>nell'insorgenza</w:t>
-      </w:r>
-      <w:r>
-        <w:rPr>
-          <w:spacing w:val="41"/>
-          <w:lang w:val="it-IT"/>
-        </w:rPr>
-        <w:t xml:space="preserve"> </w:t>
-      </w:r>
-      <w:r>
-        <w:rPr>
-          <w:spacing w:val="-1"/>
-          <w:lang w:val="it-IT"/>
-        </w:rPr>
-        <w:t>di</w:t>
-      </w:r>
-      <w:r>
-        <w:rPr>
-          <w:spacing w:val="31"/>
-          <w:w w:val="99"/>
-          <w:lang w:val="it-IT"/>
-        </w:rPr>
-        <w:t xml:space="preserve"> </w:t>
-      </w:r>
-      <w:r>
-        <w:rPr>
-          <w:spacing w:val="-1"/>
-          <w:lang w:val="it-IT"/>
-        </w:rPr>
-        <w:t>patologie</w:t>
-      </w:r>
-      <w:r>
-        <w:rPr>
-          <w:lang w:val="it-IT"/>
-        </w:rPr>
-        <w:t xml:space="preserve"> </w:t>
-      </w:r>
-      <w:r>
-        <w:rPr>
-          <w:spacing w:val="-1"/>
-          <w:lang w:val="it-IT"/>
-        </w:rPr>
-        <w:t>complesse</w:t>
-      </w:r>
-      <w:r>
-        <w:rPr>
-          <w:spacing w:val="1"/>
-          <w:lang w:val="it-IT"/>
-        </w:rPr>
-        <w:t xml:space="preserve"> </w:t>
-      </w:r>
-      <w:r>
-        <w:rPr>
-          <w:lang w:val="it-IT"/>
-        </w:rPr>
-        <w:t>(es.</w:t>
-      </w:r>
-      <w:r>
-        <w:rPr>
-          <w:spacing w:val="54"/>
-          <w:lang w:val="it-IT"/>
-        </w:rPr>
-        <w:t xml:space="preserve"> </w:t>
-      </w:r>
-      <w:r>
-        <w:rPr>
-          <w:spacing w:val="-1"/>
-          <w:lang w:val="it-IT"/>
-        </w:rPr>
-        <w:t>Obesità,</w:t>
-      </w:r>
-      <w:r>
-        <w:rPr>
-          <w:spacing w:val="1"/>
-          <w:lang w:val="it-IT"/>
-        </w:rPr>
-        <w:t xml:space="preserve"> </w:t>
-      </w:r>
-      <w:r>
-        <w:rPr>
-          <w:spacing w:val="-2"/>
-          <w:lang w:val="it-IT"/>
-        </w:rPr>
-        <w:t>Diabete</w:t>
-      </w:r>
-      <w:r>
-        <w:rPr>
-          <w:spacing w:val="1"/>
-          <w:lang w:val="it-IT"/>
-        </w:rPr>
-        <w:t xml:space="preserve"> </w:t>
-      </w:r>
-      <w:r>
-        <w:rPr>
-          <w:spacing w:val="-1"/>
-          <w:lang w:val="it-IT"/>
-        </w:rPr>
-        <w:t>di</w:t>
-      </w:r>
-      <w:r>
-        <w:rPr>
-          <w:spacing w:val="1"/>
-          <w:lang w:val="it-IT"/>
-        </w:rPr>
-        <w:t xml:space="preserve"> </w:t>
-      </w:r>
-      <w:r>
-        <w:rPr>
-          <w:spacing w:val="-1"/>
-          <w:lang w:val="it-IT"/>
-        </w:rPr>
-        <w:t>tipo</w:t>
-      </w:r>
-      <w:r>
-        <w:rPr>
-          <w:spacing w:val="55"/>
-          <w:lang w:val="it-IT"/>
-        </w:rPr>
-        <w:t xml:space="preserve"> </w:t>
-      </w:r>
-      <w:r>
-        <w:rPr>
-          <w:spacing w:val="-1"/>
-          <w:lang w:val="it-IT"/>
-        </w:rPr>
-        <w:t>2,</w:t>
-      </w:r>
-      <w:r>
-        <w:rPr>
-          <w:spacing w:val="1"/>
-          <w:lang w:val="it-IT"/>
-        </w:rPr>
-        <w:t xml:space="preserve"> </w:t>
-      </w:r>
-      <w:r>
-        <w:rPr>
-          <w:spacing w:val="-1"/>
-          <w:lang w:val="it-IT"/>
-        </w:rPr>
-        <w:t>patologie</w:t>
-      </w:r>
-      <w:r>
-        <w:rPr>
-          <w:spacing w:val="2"/>
-          <w:lang w:val="it-IT"/>
-        </w:rPr>
-        <w:t xml:space="preserve"> </w:t>
-      </w:r>
-      <w:r>
-        <w:rPr>
-          <w:spacing w:val="-1"/>
-          <w:lang w:val="it-IT"/>
-        </w:rPr>
-        <w:t>cardiovascolari)</w:t>
-      </w:r>
-      <w:r>
-        <w:rPr>
-          <w:spacing w:val="1"/>
-          <w:lang w:val="it-IT"/>
-        </w:rPr>
-        <w:t xml:space="preserve"> </w:t>
-      </w:r>
-      <w:r>
-        <w:rPr>
-          <w:spacing w:val="-1"/>
-          <w:lang w:val="it-IT"/>
-        </w:rPr>
-        <w:t>vi</w:t>
-      </w:r>
-      <w:r>
-        <w:rPr>
-          <w:spacing w:val="54"/>
-          <w:lang w:val="it-IT"/>
-        </w:rPr>
-        <w:t xml:space="preserve"> </w:t>
-      </w:r>
-      <w:r>
-        <w:rPr>
-          <w:lang w:val="it-IT"/>
-        </w:rPr>
-        <w:t>è</w:t>
-      </w:r>
-      <w:r>
-        <w:rPr>
-          <w:spacing w:val="1"/>
-          <w:lang w:val="it-IT"/>
-        </w:rPr>
-        <w:t xml:space="preserve"> </w:t>
-      </w:r>
-      <w:r>
-        <w:rPr>
-          <w:lang w:val="it-IT"/>
-        </w:rPr>
-        <w:t>a</w:t>
-      </w:r>
-      <w:r>
-        <w:rPr>
-          <w:spacing w:val="1"/>
-          <w:lang w:val="it-IT"/>
-        </w:rPr>
-        <w:t xml:space="preserve"> </w:t>
-      </w:r>
-      <w:r>
-        <w:rPr>
-          <w:spacing w:val="-1"/>
-          <w:lang w:val="it-IT"/>
-        </w:rPr>
-        <w:t>sostegno</w:t>
-      </w:r>
-      <w:r>
-        <w:rPr>
-          <w:lang w:val="it-IT"/>
-        </w:rPr>
-        <w:t xml:space="preserve"> </w:t>
-      </w:r>
-      <w:r>
-        <w:rPr>
-          <w:spacing w:val="-1"/>
-          <w:lang w:val="it-IT"/>
-        </w:rPr>
-        <w:t>una</w:t>
-      </w:r>
-      <w:r>
-        <w:rPr>
-          <w:spacing w:val="1"/>
-          <w:lang w:val="it-IT"/>
-        </w:rPr>
-        <w:t xml:space="preserve"> </w:t>
-      </w:r>
-      <w:r>
-        <w:rPr>
-          <w:spacing w:val="-1"/>
-          <w:lang w:val="it-IT"/>
-        </w:rPr>
-        <w:t>estesa</w:t>
-      </w:r>
-      <w:r>
-        <w:rPr>
-          <w:spacing w:val="36"/>
-          <w:w w:val="99"/>
-          <w:lang w:val="it-IT"/>
-        </w:rPr>
-        <w:t xml:space="preserve"> </w:t>
-      </w:r>
-      <w:r>
-        <w:rPr>
-          <w:spacing w:val="-1"/>
-          <w:lang w:val="it-IT"/>
-        </w:rPr>
-        <w:t>letteratura</w:t>
-      </w:r>
-      <w:r>
-        <w:rPr>
-          <w:spacing w:val="-3"/>
-          <w:lang w:val="it-IT"/>
-        </w:rPr>
-        <w:t xml:space="preserve"> </w:t>
-      </w:r>
-      <w:r>
-        <w:rPr>
-          <w:spacing w:val="-1"/>
-          <w:lang w:val="it-IT"/>
-        </w:rPr>
-        <w:t>scientifica.</w:t>
-      </w:r>
-      <w:r>
-        <w:rPr>
-          <w:spacing w:val="-6"/>
-          <w:lang w:val="it-IT"/>
-        </w:rPr>
-        <w:t xml:space="preserve"> </w:t>
-      </w:r>
-      <w:r>
-        <w:rPr>
-          <w:spacing w:val="-1"/>
-          <w:lang w:val="it-IT"/>
-        </w:rPr>
-        <w:t>Questo</w:t>
-      </w:r>
-      <w:r>
-        <w:rPr>
-          <w:spacing w:val="-3"/>
-          <w:lang w:val="it-IT"/>
-        </w:rPr>
-        <w:t xml:space="preserve"> </w:t>
-      </w:r>
-      <w:r>
-        <w:rPr>
-          <w:spacing w:val="-1"/>
-          <w:lang w:val="it-IT"/>
-        </w:rPr>
-        <w:t>test</w:t>
-      </w:r>
-      <w:r>
-        <w:rPr>
-          <w:spacing w:val="-3"/>
-          <w:lang w:val="it-IT"/>
-        </w:rPr>
-        <w:t xml:space="preserve"> </w:t>
-      </w:r>
-      <w:r>
-        <w:rPr>
-          <w:spacing w:val="-1"/>
-          <w:lang w:val="it-IT"/>
-        </w:rPr>
-        <w:t>rappresenta</w:t>
-      </w:r>
-      <w:r>
-        <w:rPr>
-          <w:spacing w:val="-4"/>
-          <w:lang w:val="it-IT"/>
-        </w:rPr>
-        <w:t xml:space="preserve"> </w:t>
-      </w:r>
-      <w:r>
-        <w:rPr>
-          <w:spacing w:val="-1"/>
-          <w:lang w:val="it-IT"/>
-        </w:rPr>
-        <w:t>un</w:t>
-      </w:r>
-      <w:r>
-        <w:rPr>
-          <w:spacing w:val="-4"/>
-          <w:lang w:val="it-IT"/>
-        </w:rPr>
-        <w:t xml:space="preserve"> </w:t>
-      </w:r>
-      <w:r>
-        <w:rPr>
-          <w:spacing w:val="-1"/>
-          <w:lang w:val="it-IT"/>
-        </w:rPr>
-        <w:t>utilissimo</w:t>
-      </w:r>
-      <w:r>
-        <w:rPr>
-          <w:spacing w:val="-6"/>
-          <w:lang w:val="it-IT"/>
-        </w:rPr>
-        <w:t xml:space="preserve"> </w:t>
-      </w:r>
-      <w:r>
-        <w:rPr>
-          <w:spacing w:val="-1"/>
-          <w:lang w:val="it-IT"/>
-        </w:rPr>
-        <w:t>strumento</w:t>
-      </w:r>
-      <w:r>
-        <w:rPr>
-          <w:spacing w:val="-5"/>
-          <w:lang w:val="it-IT"/>
-        </w:rPr>
-        <w:t xml:space="preserve"> </w:t>
-      </w:r>
-      <w:r>
-        <w:rPr>
-          <w:spacing w:val="-1"/>
-          <w:lang w:val="it-IT"/>
-        </w:rPr>
-        <w:t>ai</w:t>
-      </w:r>
-      <w:r>
-        <w:rPr>
-          <w:spacing w:val="-4"/>
-          <w:lang w:val="it-IT"/>
-        </w:rPr>
-        <w:t xml:space="preserve"> </w:t>
-      </w:r>
-      <w:r>
-        <w:rPr>
-          <w:spacing w:val="-1"/>
-          <w:lang w:val="it-IT"/>
-        </w:rPr>
-        <w:t>fini</w:t>
-      </w:r>
-      <w:r>
-        <w:rPr>
-          <w:spacing w:val="-6"/>
-          <w:lang w:val="it-IT"/>
-        </w:rPr>
-        <w:t xml:space="preserve"> </w:t>
-      </w:r>
-      <w:r>
-        <w:rPr>
-          <w:spacing w:val="-1"/>
-          <w:lang w:val="it-IT"/>
-        </w:rPr>
-        <w:t>del</w:t>
-      </w:r>
-      <w:r>
-        <w:rPr>
-          <w:spacing w:val="-6"/>
-          <w:lang w:val="it-IT"/>
-        </w:rPr>
-        <w:t xml:space="preserve"> </w:t>
-      </w:r>
-      <w:r>
-        <w:rPr>
-          <w:spacing w:val="-1"/>
-          <w:lang w:val="it-IT"/>
-        </w:rPr>
-        <w:t>tuo</w:t>
-      </w:r>
-      <w:r>
-        <w:rPr>
-          <w:spacing w:val="-6"/>
-          <w:lang w:val="it-IT"/>
-        </w:rPr>
-        <w:t xml:space="preserve"> </w:t>
-      </w:r>
-      <w:r>
-        <w:rPr>
-          <w:spacing w:val="-1"/>
-          <w:lang w:val="it-IT"/>
-        </w:rPr>
-        <w:t>benessere.</w:t>
-      </w:r>
-      <w:r>
-        <w:rPr>
-          <w:spacing w:val="-7"/>
-          <w:lang w:val="it-IT"/>
-        </w:rPr>
-        <w:t xml:space="preserve"> </w:t>
-      </w:r>
-      <w:r>
-        <w:rPr>
-          <w:spacing w:val="-1"/>
-          <w:lang w:val="it-IT"/>
-        </w:rPr>
-        <w:t>Va</w:t>
-      </w:r>
-      <w:r>
-        <w:rPr>
-          <w:spacing w:val="-6"/>
-          <w:lang w:val="it-IT"/>
-        </w:rPr>
-        <w:t xml:space="preserve"> </w:t>
-      </w:r>
-      <w:r>
-        <w:rPr>
-          <w:spacing w:val="-1"/>
-          <w:lang w:val="it-IT"/>
-        </w:rPr>
-        <w:t>però</w:t>
-      </w:r>
-      <w:r>
-        <w:rPr>
-          <w:spacing w:val="-6"/>
-          <w:lang w:val="it-IT"/>
-        </w:rPr>
-        <w:t xml:space="preserve"> </w:t>
-      </w:r>
-      <w:r>
-        <w:rPr>
-          <w:spacing w:val="-1"/>
-          <w:lang w:val="it-IT"/>
-        </w:rPr>
-        <w:t>sottolineato</w:t>
-      </w:r>
-      <w:r>
-        <w:rPr>
-          <w:spacing w:val="34"/>
-          <w:w w:val="99"/>
-          <w:lang w:val="it-IT"/>
-        </w:rPr>
-        <w:t xml:space="preserve"> </w:t>
-      </w:r>
-      <w:r>
-        <w:rPr>
-          <w:spacing w:val="-1"/>
-          <w:lang w:val="it-IT"/>
-        </w:rPr>
-        <w:t>che</w:t>
-      </w:r>
-      <w:r>
-        <w:rPr>
-          <w:spacing w:val="21"/>
-          <w:lang w:val="it-IT"/>
-        </w:rPr>
-        <w:t xml:space="preserve"> </w:t>
+        <w:t xml:space="preserve">Il test si concentra esclusivamente sulle variazioni genetiche la cui correlazione con l'insorgenza di patologie complesse (come obesità, diabete di tipo 2 e malattie cardiovascolari) è supportata da un'ampia letteratura scientifica. Questo test rappresenta un utile strumento per il tuo benessere, ma </w:t>
       </w:r>
       <w:r>
         <w:rPr>
           <w:b/>
-          <w:lang w:val="it-IT"/>
-        </w:rPr>
-        <w:t>non</w:t>
+          <w:bCs/>
+          <w:spacing w:val="-1"/>
+          <w:lang w:val="it-IT"/>
+        </w:rPr>
+        <w:t>non costituisce una diagnosi clinica e non sostituisce il parere del medico</w:t>
+      </w:r>
+      <w:r>
+        <w:rPr>
+          <w:spacing w:val="-1"/>
+          <w:lang w:val="it-IT"/>
+        </w:rPr>
+        <w:t xml:space="preserve">. I risultati devono essere valutati ed approvati alla luce della storia anamnestica personale su </w:t>
       </w:r>
       <w:r>
         <w:rPr>
           <w:b/>
-          <w:spacing w:val="22"/>
-          <w:lang w:val="it-IT"/>
-        </w:rPr>
-        <w:t xml:space="preserve"> </w:t>
-      </w:r>
-      <w:r>
-        <w:rPr>
-          <w:b/>
-          <w:lang w:val="it-IT"/>
-        </w:rPr>
-        <w:t>rappresenta</w:t>
-      </w:r>
-      <w:r>
-        <w:rPr>
-          <w:b/>
-          <w:spacing w:val="19"/>
-          <w:lang w:val="it-IT"/>
-        </w:rPr>
-        <w:t xml:space="preserve"> </w:t>
-      </w:r>
-      <w:r>
-        <w:rPr>
-          <w:b/>
-          <w:spacing w:val="-1"/>
-          <w:lang w:val="it-IT"/>
-        </w:rPr>
-        <w:t>una</w:t>
-      </w:r>
-      <w:r>
-        <w:rPr>
-          <w:b/>
-          <w:spacing w:val="20"/>
-          <w:lang w:val="it-IT"/>
-        </w:rPr>
-        <w:t xml:space="preserve"> </w:t>
-      </w:r>
-      <w:r>
-        <w:rPr>
-          <w:b/>
-          <w:lang w:val="it-IT"/>
-        </w:rPr>
-        <w:t>diagnosi</w:t>
-      </w:r>
-      <w:r>
-        <w:rPr>
-          <w:b/>
-          <w:spacing w:val="21"/>
-          <w:lang w:val="it-IT"/>
-        </w:rPr>
-        <w:t xml:space="preserve"> </w:t>
-      </w:r>
-      <w:r>
-        <w:rPr>
-          <w:b/>
-          <w:lang w:val="it-IT"/>
-        </w:rPr>
-        <w:t>clinica,</w:t>
-      </w:r>
-      <w:r>
-        <w:rPr>
-          <w:b/>
-          <w:spacing w:val="18"/>
-          <w:lang w:val="it-IT"/>
-        </w:rPr>
-        <w:t xml:space="preserve"> </w:t>
-      </w:r>
-      <w:r>
-        <w:rPr>
-          <w:b/>
-          <w:lang w:val="it-IT"/>
-        </w:rPr>
-        <w:t>pertanto</w:t>
-      </w:r>
-      <w:r>
-        <w:rPr>
-          <w:b/>
-          <w:spacing w:val="21"/>
-          <w:lang w:val="it-IT"/>
-        </w:rPr>
-        <w:t xml:space="preserve"> </w:t>
-      </w:r>
-      <w:r>
-        <w:rPr>
-          <w:b/>
-          <w:lang w:val="it-IT"/>
-        </w:rPr>
-        <w:t>non</w:t>
-      </w:r>
-      <w:r>
-        <w:rPr>
-          <w:b/>
-          <w:spacing w:val="18"/>
-          <w:lang w:val="it-IT"/>
-        </w:rPr>
-        <w:t xml:space="preserve"> </w:t>
-      </w:r>
-      <w:r>
-        <w:rPr>
-          <w:b/>
-          <w:lang w:val="it-IT"/>
-        </w:rPr>
-        <w:t>sostituisce</w:t>
-      </w:r>
-      <w:r>
-        <w:rPr>
-          <w:b/>
-          <w:spacing w:val="20"/>
-          <w:lang w:val="it-IT"/>
-        </w:rPr>
-        <w:t xml:space="preserve"> </w:t>
-      </w:r>
-      <w:r>
-        <w:rPr>
-          <w:b/>
-          <w:spacing w:val="-1"/>
-          <w:lang w:val="it-IT"/>
-        </w:rPr>
-        <w:t>il</w:t>
-      </w:r>
-      <w:r>
-        <w:rPr>
-          <w:b/>
-          <w:spacing w:val="19"/>
-          <w:lang w:val="it-IT"/>
-        </w:rPr>
-        <w:t xml:space="preserve"> </w:t>
-      </w:r>
-      <w:r>
-        <w:rPr>
-          <w:b/>
-          <w:spacing w:val="-1"/>
-          <w:lang w:val="it-IT"/>
-        </w:rPr>
-        <w:t>parere</w:t>
-      </w:r>
-      <w:r>
-        <w:rPr>
-          <w:b/>
-          <w:spacing w:val="20"/>
-          <w:lang w:val="it-IT"/>
-        </w:rPr>
-        <w:t xml:space="preserve"> </w:t>
-      </w:r>
-      <w:r>
-        <w:rPr>
-          <w:b/>
-          <w:spacing w:val="-1"/>
-          <w:lang w:val="it-IT"/>
-        </w:rPr>
-        <w:t>del</w:t>
-      </w:r>
-      <w:r>
-        <w:rPr>
-          <w:b/>
-          <w:spacing w:val="20"/>
-          <w:lang w:val="it-IT"/>
-        </w:rPr>
-        <w:t xml:space="preserve"> </w:t>
-      </w:r>
-      <w:r>
-        <w:rPr>
-          <w:b/>
-          <w:spacing w:val="-1"/>
-          <w:lang w:val="it-IT"/>
-        </w:rPr>
-        <w:t>medico</w:t>
-      </w:r>
-      <w:r>
-        <w:rPr>
-          <w:spacing w:val="-1"/>
-          <w:lang w:val="it-IT"/>
-        </w:rPr>
-        <w:t>.</w:t>
-      </w:r>
-      <w:r>
-        <w:rPr>
-          <w:spacing w:val="19"/>
-          <w:lang w:val="it-IT"/>
-        </w:rPr>
-        <w:t xml:space="preserve"> </w:t>
-      </w:r>
-      <w:r>
-        <w:rPr>
-          <w:lang w:val="it-IT"/>
-        </w:rPr>
-        <w:t>I</w:t>
-      </w:r>
-      <w:r>
-        <w:rPr>
-          <w:spacing w:val="20"/>
-          <w:lang w:val="it-IT"/>
-        </w:rPr>
-        <w:t xml:space="preserve"> </w:t>
-      </w:r>
-      <w:r>
-        <w:rPr>
-          <w:spacing w:val="-1"/>
-          <w:lang w:val="it-IT"/>
-        </w:rPr>
-        <w:t>risultati</w:t>
-      </w:r>
-      <w:r>
-        <w:rPr>
-          <w:spacing w:val="19"/>
-          <w:lang w:val="it-IT"/>
-        </w:rPr>
-        <w:t xml:space="preserve"> </w:t>
-      </w:r>
-      <w:r>
-        <w:rPr>
-          <w:spacing w:val="-1"/>
-          <w:lang w:val="it-IT"/>
-        </w:rPr>
-        <w:t>devono</w:t>
-      </w:r>
-      <w:r>
-        <w:rPr>
-          <w:spacing w:val="28"/>
-          <w:w w:val="99"/>
-          <w:lang w:val="it-IT"/>
-        </w:rPr>
-        <w:t xml:space="preserve"> </w:t>
-      </w:r>
-      <w:r>
-        <w:rPr>
-          <w:spacing w:val="-1"/>
-          <w:lang w:val="it-IT"/>
-        </w:rPr>
-        <w:t>essere</w:t>
-      </w:r>
-      <w:r>
-        <w:rPr>
-          <w:spacing w:val="-8"/>
-          <w:lang w:val="it-IT"/>
-        </w:rPr>
-        <w:t xml:space="preserve"> </w:t>
-      </w:r>
-      <w:r>
-        <w:rPr>
-          <w:spacing w:val="-1"/>
-          <w:lang w:val="it-IT"/>
-        </w:rPr>
-        <w:t>valutati</w:t>
-      </w:r>
-      <w:r>
-        <w:rPr>
-          <w:spacing w:val="-7"/>
-          <w:lang w:val="it-IT"/>
-        </w:rPr>
-        <w:t xml:space="preserve"> </w:t>
-      </w:r>
-      <w:r>
-        <w:rPr>
-          <w:spacing w:val="-1"/>
-          <w:lang w:val="it-IT"/>
-        </w:rPr>
-        <w:t>ed</w:t>
-      </w:r>
-      <w:r>
-        <w:rPr>
-          <w:spacing w:val="-7"/>
-          <w:lang w:val="it-IT"/>
-        </w:rPr>
-        <w:t xml:space="preserve"> </w:t>
-      </w:r>
-      <w:r>
-        <w:rPr>
-          <w:spacing w:val="-1"/>
-          <w:lang w:val="it-IT"/>
-        </w:rPr>
-        <w:t>approvati</w:t>
-      </w:r>
-      <w:r>
-        <w:rPr>
-          <w:spacing w:val="-10"/>
-          <w:lang w:val="it-IT"/>
-        </w:rPr>
-        <w:t xml:space="preserve"> </w:t>
-      </w:r>
-      <w:r>
-        <w:rPr>
-          <w:spacing w:val="-1"/>
-          <w:lang w:val="it-IT"/>
-        </w:rPr>
-        <w:t>alla</w:t>
-      </w:r>
-      <w:r>
-        <w:rPr>
-          <w:spacing w:val="-7"/>
-          <w:lang w:val="it-IT"/>
-        </w:rPr>
-        <w:t xml:space="preserve"> </w:t>
-      </w:r>
-      <w:r>
-        <w:rPr>
-          <w:spacing w:val="-1"/>
-          <w:lang w:val="it-IT"/>
-        </w:rPr>
-        <w:t>luce</w:t>
-      </w:r>
-      <w:r>
-        <w:rPr>
-          <w:spacing w:val="-7"/>
-          <w:lang w:val="it-IT"/>
-        </w:rPr>
-        <w:t xml:space="preserve"> </w:t>
-      </w:r>
-      <w:r>
-        <w:rPr>
-          <w:spacing w:val="-1"/>
-          <w:lang w:val="it-IT"/>
-        </w:rPr>
-        <w:t>della</w:t>
-      </w:r>
-      <w:r>
-        <w:rPr>
-          <w:spacing w:val="-7"/>
-          <w:lang w:val="it-IT"/>
-        </w:rPr>
-        <w:t xml:space="preserve"> </w:t>
-      </w:r>
-      <w:r>
-        <w:rPr>
-          <w:spacing w:val="-1"/>
-          <w:lang w:val="it-IT"/>
-        </w:rPr>
-        <w:t>storia</w:t>
-      </w:r>
-      <w:r>
-        <w:rPr>
-          <w:spacing w:val="-7"/>
-          <w:lang w:val="it-IT"/>
-        </w:rPr>
-        <w:t xml:space="preserve"> </w:t>
-      </w:r>
-      <w:r>
-        <w:rPr>
-          <w:spacing w:val="-1"/>
-          <w:lang w:val="it-IT"/>
-        </w:rPr>
-        <w:t>anamnestica</w:t>
-      </w:r>
-      <w:r>
-        <w:rPr>
-          <w:spacing w:val="-7"/>
-          <w:lang w:val="it-IT"/>
-        </w:rPr>
-        <w:t xml:space="preserve"> </w:t>
-      </w:r>
-      <w:r>
-        <w:rPr>
-          <w:spacing w:val="-1"/>
-          <w:lang w:val="it-IT"/>
-        </w:rPr>
-        <w:t>personale</w:t>
-      </w:r>
-      <w:r>
-        <w:rPr>
-          <w:spacing w:val="-7"/>
-          <w:lang w:val="it-IT"/>
-        </w:rPr>
-        <w:t xml:space="preserve"> </w:t>
-      </w:r>
-      <w:r>
-        <w:rPr>
-          <w:spacing w:val="-1"/>
-          <w:lang w:val="it-IT"/>
-        </w:rPr>
-        <w:t>su</w:t>
-      </w:r>
-      <w:r>
-        <w:rPr>
-          <w:spacing w:val="-7"/>
-          <w:lang w:val="it-IT"/>
-        </w:rPr>
-        <w:t xml:space="preserve"> </w:t>
-      </w:r>
-      <w:r>
-        <w:rPr>
-          <w:b/>
-          <w:spacing w:val="-1"/>
-          <w:lang w:val="it-IT"/>
-        </w:rPr>
-        <w:t>verifica</w:t>
-      </w:r>
-      <w:r>
-        <w:rPr>
-          <w:b/>
-          <w:spacing w:val="-6"/>
-          <w:lang w:val="it-IT"/>
-        </w:rPr>
-        <w:t xml:space="preserve"> </w:t>
-      </w:r>
-      <w:r>
-        <w:rPr>
-          <w:b/>
-          <w:spacing w:val="-1"/>
-          <w:lang w:val="it-IT"/>
-        </w:rPr>
-        <w:t>del</w:t>
-      </w:r>
-      <w:r>
-        <w:rPr>
-          <w:b/>
-          <w:spacing w:val="-7"/>
-          <w:lang w:val="it-IT"/>
-        </w:rPr>
-        <w:t xml:space="preserve"> </w:t>
-      </w:r>
-      <w:r>
-        <w:rPr>
-          <w:b/>
-          <w:spacing w:val="-1"/>
-          <w:lang w:val="it-IT"/>
-        </w:rPr>
-        <w:t>medico</w:t>
-      </w:r>
-      <w:r>
-        <w:rPr>
-          <w:b/>
-          <w:spacing w:val="-6"/>
-          <w:lang w:val="it-IT"/>
-        </w:rPr>
-        <w:t xml:space="preserve"> </w:t>
-      </w:r>
-      <w:r>
-        <w:rPr>
-          <w:b/>
-          <w:spacing w:val="-1"/>
-          <w:lang w:val="it-IT"/>
-        </w:rPr>
-        <w:t>curante</w:t>
+          <w:bCs/>
+          <w:spacing w:val="-1"/>
+          <w:lang w:val="it-IT"/>
+        </w:rPr>
+        <w:t>verifica del medico curante</w:t>
       </w:r>
       <w:r>
         <w:rPr>
@@ -16220,8 +15067,8 @@
     </w:p>
     <w:p>
       <w:pPr>
-        <w:pStyle w:val="TextBody"/>
-        <w:ind w:left="0" w:hanging="0"/>
+        <w:pStyle w:val="BodyText"/>
+        <w:ind w:hanging="0" w:left="0"/>
         <w:jc w:val="both"/>
         <w:rPr>
           <w:lang w:val="it-IT"/>
@@ -16494,10 +15341,9 @@
     <w:p>
       <w:pPr>
         <w:pStyle w:val="Heading2"/>
-        <w:ind w:left="0" w:hanging="0"/>
+        <w:ind w:hanging="0" w:left="0"/>
         <w:jc w:val="both"/>
         <w:rPr>
-          <w:b w:val="false"/>
           <w:b w:val="false"/>
           <w:bCs w:val="false"/>
           <w:lang w:val="it-IT"/>
@@ -16695,7 +15541,6 @@
         <w:rPr>
           <w:rFonts w:ascii="Arial" w:hAnsi="Arial" w:eastAsia="Arial" w:cs="Arial"/>
           <w:b/>
-          <w:b/>
           <w:bCs/>
           <w:sz w:val="13"/>
           <w:szCs w:val="13"/>
@@ -16720,7 +15565,6 @@
         <w:rPr>
           <w:rFonts w:ascii="Times New Roman" w:hAnsi="Times New Roman" w:eastAsia="Times New Roman" w:cs="Times New Roman"/>
           <w:b/>
-          <w:b/>
           <w:bCs/>
           <w:i/>
           <w:i/>
@@ -16748,7 +15592,6 @@
         <w:rPr>
           <w:rFonts w:ascii="Times New Roman" w:hAnsi="Times New Roman" w:eastAsia="Times New Roman" w:cs="Times New Roman"/>
           <w:b/>
-          <w:b/>
           <w:bCs/>
           <w:i/>
           <w:i/>
@@ -16773,7 +15616,7 @@
       <w:pPr>
         <w:pStyle w:val="Normal"/>
         <w:spacing w:lineRule="auto" w:line="240"/>
-        <w:ind w:right="423" w:hanging="0"/>
+        <w:ind w:hanging="0" w:right="423"/>
         <w:rPr/>
       </w:pPr>
       <w:r>
@@ -17278,7 +16121,7 @@
       <w:pPr>
         <w:pStyle w:val="Normal"/>
         <w:spacing w:lineRule="auto" w:line="240"/>
-        <w:ind w:right="270" w:hanging="0"/>
+        <w:ind w:hanging="0" w:right="270"/>
         <w:rPr/>
       </w:pPr>
       <w:r>
@@ -17788,7 +16631,7 @@
       <w:pPr>
         <w:pStyle w:val="Normal"/>
         <w:spacing w:lineRule="auto" w:line="240"/>
-        <w:ind w:right="171" w:hanging="0"/>
+        <w:ind w:hanging="0" w:right="171"/>
         <w:rPr/>
       </w:pPr>
       <w:r>
@@ -18683,7 +17526,7 @@
       <w:pPr>
         <w:pStyle w:val="Normal"/>
         <w:spacing w:lineRule="auto" w:line="240"/>
-        <w:ind w:right="171" w:hanging="0"/>
+        <w:ind w:hanging="0" w:right="171"/>
         <w:rPr/>
       </w:pPr>
       <w:r>
@@ -19248,7 +18091,7 @@
       <w:pPr>
         <w:pStyle w:val="Normal"/>
         <w:spacing w:lineRule="auto" w:line="240"/>
-        <w:ind w:right="171" w:hanging="0"/>
+        <w:ind w:hanging="0" w:right="171"/>
         <w:rPr/>
       </w:pPr>
       <w:r>
@@ -19840,7 +18683,7 @@
       <w:pPr>
         <w:pStyle w:val="Normal"/>
         <w:spacing w:lineRule="auto" w:line="240"/>
-        <w:ind w:right="270" w:hanging="0"/>
+        <w:ind w:hanging="0" w:right="270"/>
         <w:rPr/>
       </w:pPr>
       <w:r>
@@ -20360,7 +19203,7 @@
       <w:pPr>
         <w:pStyle w:val="Normal"/>
         <w:spacing w:lineRule="auto" w:line="240"/>
-        <w:ind w:right="171" w:hanging="0"/>
+        <w:ind w:hanging="0" w:right="171"/>
         <w:rPr/>
       </w:pPr>
       <w:r>
@@ -21159,7 +20002,7 @@
       <w:pPr>
         <w:pStyle w:val="Normal"/>
         <w:spacing w:lineRule="auto" w:line="240"/>
-        <w:ind w:right="171" w:hanging="0"/>
+        <w:ind w:hanging="0" w:right="171"/>
         <w:rPr/>
       </w:pPr>
       <w:r>
@@ -22011,7 +20854,7 @@
       <w:pPr>
         <w:pStyle w:val="Normal"/>
         <w:spacing w:lineRule="auto" w:line="240"/>
-        <w:ind w:right="171" w:hanging="0"/>
+        <w:ind w:hanging="0" w:right="171"/>
         <w:rPr/>
       </w:pPr>
       <w:r>
@@ -22813,7 +21656,7 @@
       <w:pPr>
         <w:pStyle w:val="Normal"/>
         <w:spacing w:lineRule="auto" w:line="240"/>
-        <w:ind w:right="171" w:hanging="0"/>
+        <w:ind w:hanging="0" w:right="171"/>
         <w:rPr/>
       </w:pPr>
       <w:r>
@@ -23635,7 +22478,7 @@
       <w:pPr>
         <w:pStyle w:val="Normal"/>
         <w:spacing w:lineRule="auto" w:line="240"/>
-        <w:ind w:right="171" w:hanging="0"/>
+        <w:ind w:hanging="0" w:right="171"/>
         <w:rPr>
           <w:rFonts w:ascii="Times New Roman" w:hAnsi="Times New Roman" w:eastAsia="Times New Roman" w:cs="Times New Roman"/>
           <w:sz w:val="16"/>
@@ -23654,7 +22497,7 @@
       <w:pPr>
         <w:pStyle w:val="Normal"/>
         <w:spacing w:lineRule="auto" w:line="240" w:before="39" w:after="0"/>
-        <w:ind w:right="270" w:hanging="0"/>
+        <w:ind w:hanging="0" w:right="270"/>
         <w:rPr/>
       </w:pPr>
       <w:r>
@@ -24176,7 +23019,7 @@
       <w:pPr>
         <w:pStyle w:val="Normal"/>
         <w:spacing w:lineRule="auto" w:line="240" w:before="39" w:after="0"/>
-        <w:ind w:right="270" w:hanging="0"/>
+        <w:ind w:hanging="0" w:right="270"/>
         <w:rPr>
           <w:rFonts w:ascii="Times New Roman" w:hAnsi="Times New Roman" w:eastAsia="Times New Roman" w:cs="Times New Roman"/>
           <w:sz w:val="16"/>
@@ -24225,8 +23068,8 @@
         <w:tblLook w:val="01e0" w:noHBand="0" w:noVBand="0" w:firstColumn="1" w:lastRow="1" w:lastColumn="1" w:firstRow="1"/>
       </w:tblPr>
       <w:tblGrid>
-        <w:gridCol w:w="1233"/>
-        <w:gridCol w:w="2209"/>
+        <w:gridCol w:w="1232"/>
+        <w:gridCol w:w="2210"/>
         <w:gridCol w:w="1847"/>
         <w:gridCol w:w="2318"/>
         <w:gridCol w:w="2512"/>
@@ -24237,7 +23080,7 @@
         </w:trPr>
         <w:tc>
           <w:tcPr>
-            <w:tcW w:w="1233" w:type="dxa"/>
+            <w:tcW w:w="1232" w:type="dxa"/>
             <w:tcBorders>
               <w:top w:val="single" w:sz="6" w:space="0" w:color="000000"/>
               <w:left w:val="single" w:sz="6" w:space="0" w:color="000000"/>
@@ -24273,7 +23116,7 @@
         </w:tc>
         <w:tc>
           <w:tcPr>
-            <w:tcW w:w="2209" w:type="dxa"/>
+            <w:tcW w:w="2210" w:type="dxa"/>
             <w:tcBorders>
               <w:top w:val="single" w:sz="6" w:space="0" w:color="000000"/>
               <w:bottom w:val="single" w:sz="6" w:space="0" w:color="000000"/>
@@ -24289,7 +23132,6 @@
               <w:jc w:val="left"/>
               <w:rPr>
                 <w:rFonts w:ascii="Arial" w:hAnsi="Arial"/>
-                <w:b/>
                 <w:b/>
                 <w:color w:val="FFFFFF"/>
                 <w:spacing w:val="-1"/>
@@ -24492,7 +23334,6 @@
               <w:rPr>
                 <w:rFonts w:ascii="Arial" w:hAnsi="Arial"/>
                 <w:b/>
-                <w:b/>
                 <w:color w:val="FFFFFF"/>
                 <w:spacing w:val="-1"/>
                 <w:sz w:val="18"/>
@@ -24717,7 +23558,7 @@
               <w:widowControl w:val="false"/>
               <w:suppressAutoHyphens w:val="true"/>
               <w:spacing w:lineRule="auto" w:line="276" w:before="46" w:after="0"/>
-              <w:ind w:right="592" w:hanging="0"/>
+              <w:ind w:hanging="0" w:right="592"/>
               <w:jc w:val="left"/>
               <w:rPr>
                 <w:rFonts w:ascii="Arial" w:hAnsi="Arial" w:eastAsia="Arial" w:cs="Arial"/>
@@ -24882,7 +23723,6 @@
               <w:rPr>
                 <w:rFonts w:ascii="Arial" w:hAnsi="Arial"/>
                 <w:b/>
-                <w:b/>
                 <w:color w:val="FFFFFF"/>
                 <w:spacing w:val="-1"/>
                 <w:sz w:val="18"/>
@@ -25232,7 +24072,12 @@
         </w:rPr>
       </w:pPr>
       <w:r>
-        <w:rPr/>
+        <w:rPr>
+          <w:rFonts w:eastAsia="Times New Roman" w:cs="Times New Roman" w:ascii="Times New Roman" w:hAnsi="Times New Roman"/>
+          <w:sz w:val="17"/>
+          <w:szCs w:val="17"/>
+          <w:lang w:val="it-IT"/>
+        </w:rPr>
       </w:r>
     </w:p>
     <w:sectPr>
@@ -25393,7 +24238,7 @@
               <w:szCs w:val="16"/>
               <w:rFonts w:ascii="Arial" w:hAnsi="Arial"/>
             </w:rPr>
-            <w:t>8</w:t>
+            <w:t>7</w:t>
           </w:r>
           <w:r>
             <w:rPr>
@@ -25544,7 +24389,7 @@
               <w:szCs w:val="16"/>
               <w:rFonts w:ascii="Arial" w:hAnsi="Arial"/>
             </w:rPr>
-            <w:t>8</w:t>
+            <w:t>7</w:t>
           </w:r>
           <w:r>
             <w:rPr>
@@ -26063,7 +24908,7 @@
     <w:unhideWhenUsed/>
     <w:qFormat/>
     <w:pPr>
-      <w:ind w:left="108" w:hanging="0"/>
+      <w:ind w:hanging="0" w:left="108"/>
       <w:outlineLvl w:val="1"/>
     </w:pPr>
     <w:rPr>
@@ -26092,7 +24937,7 @@
     </w:pPr>
     <w:rPr>
       <w:rFonts w:ascii="Cambria" w:hAnsi="Cambria" w:eastAsia="" w:cs="" w:asciiTheme="majorHAnsi" w:cstheme="majorBidi" w:eastAsiaTheme="majorEastAsia" w:hAnsiTheme="majorHAnsi"/>
-      <w:color w:val="243F60" w:themeColor="accent1" w:themeShade="7f"/>
+      <w:color w:themeColor="accent1" w:themeShade="7f" w:val="243F60"/>
       <w:sz w:val="24"/>
       <w:szCs w:val="24"/>
     </w:rPr>
@@ -26114,7 +24959,7 @@
     <w:rsid w:val="006f7d9e"/>
     <w:rPr>
       <w:rFonts w:ascii="Cambria" w:hAnsi="Cambria" w:eastAsia="" w:cs="" w:asciiTheme="majorHAnsi" w:cstheme="majorBidi" w:eastAsiaTheme="majorEastAsia" w:hAnsiTheme="majorHAnsi"/>
-      <w:color w:val="243F60" w:themeColor="accent1" w:themeShade="7f"/>
+      <w:color w:themeColor="accent1" w:themeShade="7f" w:val="243F60"/>
       <w:sz w:val="24"/>
       <w:szCs w:val="24"/>
     </w:rPr>
@@ -26135,7 +24980,7 @@
     <w:rsid w:val="00603722"/>
     <w:rPr/>
   </w:style>
-  <w:style w:type="character" w:styleId="InternetLink">
+  <w:style w:type="character" w:styleId="Hyperlink">
     <w:name w:val="Hyperlink"/>
     <w:rPr>
       <w:color w:val="000080"/>
@@ -26146,7 +24991,7 @@
   <w:style w:type="paragraph" w:styleId="Heading">
     <w:name w:val="Heading"/>
     <w:basedOn w:val="Normal"/>
-    <w:next w:val="TextBody"/>
+    <w:next w:val="BodyText"/>
     <w:qFormat/>
     <w:pPr>
       <w:keepNext w:val="true"/>
@@ -26158,13 +25003,13 @@
       <w:szCs w:val="28"/>
     </w:rPr>
   </w:style>
-  <w:style w:type="paragraph" w:styleId="TextBody">
+  <w:style w:type="paragraph" w:styleId="BodyText">
     <w:name w:val="Body Text"/>
     <w:basedOn w:val="Normal"/>
     <w:uiPriority w:val="1"/>
     <w:qFormat/>
     <w:pPr>
-      <w:ind w:left="108" w:hanging="0"/>
+      <w:ind w:hanging="0" w:left="108"/>
     </w:pPr>
     <w:rPr>
       <w:rFonts w:ascii="Arial" w:hAnsi="Arial" w:eastAsia="Arial"/>
@@ -26174,7 +25019,7 @@
   </w:style>
   <w:style w:type="paragraph" w:styleId="List">
     <w:name w:val="List"/>
-    <w:basedOn w:val="TextBody"/>
+    <w:basedOn w:val="BodyText"/>
     <w:pPr/>
     <w:rPr>
       <w:rFonts w:cs="Noto Sans Devanagari"/>

--- a/static/Referto_Sport.docx
+++ b/static/Referto_Sport.docx
@@ -268,8 +268,8 @@
       </w:tblPr>
       <w:tblGrid>
         <w:gridCol w:w="3320"/>
-        <w:gridCol w:w="3237"/>
-        <w:gridCol w:w="3613"/>
+        <w:gridCol w:w="3234"/>
+        <w:gridCol w:w="3616"/>
       </w:tblGrid>
       <w:tr>
         <w:trPr>
@@ -341,7 +341,7 @@
         </w:tc>
         <w:tc>
           <w:tcPr>
-            <w:tcW w:w="3237" w:type="dxa"/>
+            <w:tcW w:w="3234" w:type="dxa"/>
             <w:tcBorders>
               <w:top w:val="nil"/>
               <w:left w:val="nil"/>
@@ -404,7 +404,7 @@
         </w:tc>
         <w:tc>
           <w:tcPr>
-            <w:tcW w:w="3613" w:type="dxa"/>
+            <w:tcW w:w="3616" w:type="dxa"/>
             <w:tcBorders>
               <w:top w:val="nil"/>
               <w:left w:val="nil"/>
@@ -530,7 +530,7 @@
         </w:tc>
         <w:tc>
           <w:tcPr>
-            <w:tcW w:w="3237" w:type="dxa"/>
+            <w:tcW w:w="3234" w:type="dxa"/>
             <w:tcBorders>
               <w:top w:val="nil"/>
               <w:left w:val="nil"/>
@@ -592,7 +592,7 @@
         </w:tc>
         <w:tc>
           <w:tcPr>
-            <w:tcW w:w="3613" w:type="dxa"/>
+            <w:tcW w:w="3616" w:type="dxa"/>
             <w:tcBorders>
               <w:top w:val="nil"/>
               <w:left w:val="nil"/>
@@ -706,7 +706,7 @@
         </w:tc>
         <w:tc>
           <w:tcPr>
-            <w:tcW w:w="3237" w:type="dxa"/>
+            <w:tcW w:w="3234" w:type="dxa"/>
             <w:tcBorders>
               <w:top w:val="nil"/>
               <w:left w:val="nil"/>
@@ -781,7 +781,7 @@
         </w:tc>
         <w:tc>
           <w:tcPr>
-            <w:tcW w:w="3613" w:type="dxa"/>
+            <w:tcW w:w="3616" w:type="dxa"/>
             <w:tcBorders>
               <w:top w:val="nil"/>
               <w:left w:val="nil"/>
@@ -10404,6 +10404,338 @@
         </w:rPr>
       </w:r>
     </w:p>
+    <w:tbl>
+      <w:tblPr>
+        <w:tblStyle w:val="TableGrid"/>
+        <w:tblW w:w="10350" w:type="dxa"/>
+        <w:jc w:val="left"/>
+        <w:tblInd w:w="108" w:type="dxa"/>
+        <w:tblLayout w:type="fixed"/>
+        <w:tblCellMar>
+          <w:top w:w="0" w:type="dxa"/>
+          <w:left w:w="108" w:type="dxa"/>
+          <w:bottom w:w="0" w:type="dxa"/>
+          <w:right w:w="108" w:type="dxa"/>
+        </w:tblCellMar>
+        <w:tblLook w:val="04a0" w:noHBand="0" w:noVBand="1" w:firstColumn="1" w:lastRow="0" w:lastColumn="0" w:firstRow="1"/>
+      </w:tblPr>
+      <w:tblGrid>
+        <w:gridCol w:w="1790"/>
+        <w:gridCol w:w="2050"/>
+        <w:gridCol w:w="2160"/>
+        <w:gridCol w:w="1913"/>
+        <w:gridCol w:w="2437"/>
+      </w:tblGrid>
+      <w:tr>
+        <w:trPr>
+          <w:trHeight w:val="454" w:hRule="atLeast"/>
+        </w:trPr>
+        <w:tc>
+          <w:tcPr>
+            <w:tcW w:w="1790" w:type="dxa"/>
+            <w:tcBorders>
+              <w:top w:val="single" w:sz="4" w:space="0" w:color="000000"/>
+              <w:left w:val="single" w:sz="4" w:space="0" w:color="000000"/>
+              <w:bottom w:val="single" w:sz="4" w:space="0" w:color="000000"/>
+              <w:right w:val="single" w:sz="4" w:space="0" w:color="000000"/>
+            </w:tcBorders>
+            <w:shd w:color="auto" w:fill="808080" w:themeFill="background1" w:themeFillShade="80" w:val="clear"/>
+          </w:tcPr>
+          <w:p>
+            <w:pPr>
+              <w:pStyle w:val="BodyText"/>
+              <w:suppressAutoHyphens w:val="true"/>
+              <w:spacing w:before="74" w:after="0"/>
+              <w:ind w:hanging="0" w:left="0"/>
+              <w:jc w:val="center"/>
+              <w:rPr>
+                <w:b/>
+                <w:bCs/>
+                <w:color w:themeColor="background1" w:val="FFFFFF"/>
+                <w:sz w:val="24"/>
+                <w:szCs w:val="24"/>
+                <w:lang w:val="it-IT"/>
+              </w:rPr>
+            </w:pPr>
+            <w:r>
+              <w:rPr>
+                <w:rFonts w:cs=""/>
+                <w:b/>
+                <w:bCs/>
+                <w:color w:themeColor="background1" w:val="FFFFFF"/>
+                <w:kern w:val="0"/>
+                <w:sz w:val="24"/>
+                <w:szCs w:val="24"/>
+                <w:lang w:val="it-IT" w:eastAsia="en-US" w:bidi="ar-SA"/>
+              </w:rPr>
+              <w:t>GENE</w:t>
+            </w:r>
+          </w:p>
+        </w:tc>
+        <w:tc>
+          <w:tcPr>
+            <w:tcW w:w="6123" w:type="dxa"/>
+            <w:gridSpan w:val="3"/>
+            <w:tcBorders>
+              <w:top w:val="single" w:sz="4" w:space="0" w:color="000000"/>
+              <w:left w:val="single" w:sz="4" w:space="0" w:color="000000"/>
+              <w:bottom w:val="single" w:sz="4" w:space="0" w:color="000000"/>
+              <w:right w:val="single" w:sz="4" w:space="0" w:color="000000"/>
+            </w:tcBorders>
+            <w:shd w:color="auto" w:fill="808080" w:themeFill="background1" w:themeFillShade="80" w:val="clear"/>
+          </w:tcPr>
+          <w:p>
+            <w:pPr>
+              <w:pStyle w:val="BodyText"/>
+              <w:suppressAutoHyphens w:val="true"/>
+              <w:spacing w:before="74" w:after="0"/>
+              <w:ind w:hanging="0" w:left="0"/>
+              <w:jc w:val="center"/>
+              <w:rPr>
+                <w:b/>
+                <w:bCs/>
+                <w:color w:themeColor="background1" w:val="FFFFFF"/>
+                <w:sz w:val="24"/>
+                <w:szCs w:val="24"/>
+                <w:lang w:val="it-IT"/>
+              </w:rPr>
+            </w:pPr>
+            <w:r>
+              <w:rPr>
+                <w:rFonts w:cs=""/>
+                <w:b/>
+                <w:bCs/>
+                <w:color w:themeColor="background1" w:val="FFFFFF"/>
+                <w:kern w:val="0"/>
+                <w:sz w:val="24"/>
+                <w:szCs w:val="24"/>
+                <w:lang w:val="it-IT" w:eastAsia="en-US" w:bidi="ar-SA"/>
+              </w:rPr>
+              <w:t>ALLELE</w:t>
+            </w:r>
+          </w:p>
+        </w:tc>
+        <w:tc>
+          <w:tcPr>
+            <w:tcW w:w="2437" w:type="dxa"/>
+            <w:tcBorders>
+              <w:top w:val="single" w:sz="4" w:space="0" w:color="000000"/>
+              <w:left w:val="single" w:sz="4" w:space="0" w:color="000000"/>
+              <w:bottom w:val="single" w:sz="4" w:space="0" w:color="000000"/>
+              <w:right w:val="single" w:sz="4" w:space="0" w:color="000000"/>
+            </w:tcBorders>
+            <w:shd w:color="auto" w:fill="808080" w:themeFill="background1" w:themeFillShade="80" w:val="clear"/>
+          </w:tcPr>
+          <w:p>
+            <w:pPr>
+              <w:pStyle w:val="BodyText"/>
+              <w:suppressAutoHyphens w:val="true"/>
+              <w:spacing w:before="74" w:after="0"/>
+              <w:ind w:hanging="0" w:left="0"/>
+              <w:jc w:val="center"/>
+              <w:rPr>
+                <w:b/>
+                <w:bCs/>
+                <w:color w:themeColor="background1" w:val="FFFFFF"/>
+                <w:sz w:val="24"/>
+                <w:szCs w:val="24"/>
+                <w:lang w:val="it-IT"/>
+              </w:rPr>
+            </w:pPr>
+            <w:r>
+              <w:rPr>
+                <w:rFonts w:cs=""/>
+                <w:b/>
+                <w:bCs/>
+                <w:color w:themeColor="background1" w:val="FFFFFF"/>
+                <w:kern w:val="0"/>
+                <w:sz w:val="24"/>
+                <w:szCs w:val="24"/>
+                <w:lang w:val="it-IT" w:eastAsia="en-US" w:bidi="ar-SA"/>
+              </w:rPr>
+              <w:t>MICRONUTRIENTE</w:t>
+            </w:r>
+          </w:p>
+        </w:tc>
+      </w:tr>
+      <w:tr>
+        <w:trPr>
+          <w:trHeight w:val="436" w:hRule="atLeast"/>
+        </w:trPr>
+        <w:tc>
+          <w:tcPr>
+            <w:tcW w:w="1790" w:type="dxa"/>
+            <w:tcBorders>
+              <w:top w:val="single" w:sz="4" w:space="0" w:color="000000"/>
+              <w:left w:val="single" w:sz="4" w:space="0" w:color="000000"/>
+              <w:bottom w:val="single" w:sz="4" w:space="0" w:color="000000"/>
+              <w:right w:val="single" w:sz="4" w:space="0" w:color="000000"/>
+            </w:tcBorders>
+            <w:vAlign w:val="center"/>
+          </w:tcPr>
+          <w:p>
+            <w:pPr>
+              <w:pStyle w:val="BodyText"/>
+              <w:suppressAutoHyphens w:val="true"/>
+              <w:spacing w:before="74" w:after="0"/>
+              <w:ind w:hanging="0" w:left="0"/>
+              <w:jc w:val="center"/>
+              <w:rPr>
+                <w:lang w:val="it-IT"/>
+              </w:rPr>
+            </w:pPr>
+            <w:r>
+              <w:rPr>
+                <w:lang w:val="it-IT"/>
+              </w:rPr>
+            </w:r>
+          </w:p>
+        </w:tc>
+        <w:tc>
+          <w:tcPr>
+            <w:tcW w:w="2050" w:type="dxa"/>
+            <w:tcBorders>
+              <w:top w:val="single" w:sz="4" w:space="0" w:color="000000"/>
+              <w:left w:val="single" w:sz="4" w:space="0" w:color="000000"/>
+              <w:bottom w:val="single" w:sz="4" w:space="0" w:color="000000"/>
+              <w:right w:val="single" w:sz="4" w:space="0" w:color="000000"/>
+            </w:tcBorders>
+            <w:vAlign w:val="center"/>
+          </w:tcPr>
+          <w:p>
+            <w:pPr>
+              <w:pStyle w:val="BodyText"/>
+              <w:suppressAutoHyphens w:val="true"/>
+              <w:spacing w:before="74" w:after="0"/>
+              <w:ind w:hanging="0" w:left="0"/>
+              <w:jc w:val="center"/>
+              <w:rPr>
+                <w:sz w:val="22"/>
+                <w:szCs w:val="22"/>
+              </w:rPr>
+            </w:pPr>
+            <w:r>
+              <w:rPr>
+                <w:rFonts w:cs=""/>
+                <w:b/>
+                <w:bCs/>
+                <w:kern w:val="0"/>
+                <w:sz w:val="22"/>
+                <w:szCs w:val="22"/>
+                <w:lang w:val="it-IT" w:eastAsia="en-US" w:bidi="ar-SA"/>
+              </w:rPr>
+              <w:t>NORMALE</w:t>
+            </w:r>
+          </w:p>
+        </w:tc>
+        <w:tc>
+          <w:tcPr>
+            <w:tcW w:w="2160" w:type="dxa"/>
+            <w:tcBorders>
+              <w:top w:val="single" w:sz="4" w:space="0" w:color="000000"/>
+              <w:left w:val="single" w:sz="4" w:space="0" w:color="000000"/>
+              <w:bottom w:val="single" w:sz="4" w:space="0" w:color="000000"/>
+              <w:right w:val="single" w:sz="4" w:space="0" w:color="000000"/>
+            </w:tcBorders>
+            <w:vAlign w:val="center"/>
+          </w:tcPr>
+          <w:p>
+            <w:pPr>
+              <w:pStyle w:val="BodyText"/>
+              <w:suppressAutoHyphens w:val="true"/>
+              <w:spacing w:before="74" w:after="0"/>
+              <w:ind w:hanging="0" w:left="0"/>
+              <w:jc w:val="center"/>
+              <w:rPr>
+                <w:sz w:val="22"/>
+                <w:szCs w:val="22"/>
+              </w:rPr>
+            </w:pPr>
+            <w:r>
+              <w:rPr>
+                <w:rFonts w:cs=""/>
+                <w:b/>
+                <w:bCs/>
+                <w:kern w:val="0"/>
+                <w:sz w:val="22"/>
+                <w:szCs w:val="22"/>
+                <w:lang w:val="it-IT" w:eastAsia="en-US" w:bidi="ar-SA"/>
+              </w:rPr>
+              <w:t>PREDISPONENTE</w:t>
+            </w:r>
+          </w:p>
+        </w:tc>
+        <w:tc>
+          <w:tcPr>
+            <w:tcW w:w="1913" w:type="dxa"/>
+            <w:tcBorders>
+              <w:top w:val="single" w:sz="4" w:space="0" w:color="000000"/>
+              <w:left w:val="single" w:sz="4" w:space="0" w:color="000000"/>
+              <w:bottom w:val="single" w:sz="4" w:space="0" w:color="000000"/>
+              <w:right w:val="single" w:sz="4" w:space="0" w:color="000000"/>
+            </w:tcBorders>
+            <w:vAlign w:val="center"/>
+          </w:tcPr>
+          <w:p>
+            <w:pPr>
+              <w:pStyle w:val="BodyText"/>
+              <w:suppressAutoHyphens w:val="true"/>
+              <w:spacing w:before="74" w:after="0"/>
+              <w:ind w:hanging="0" w:left="0"/>
+              <w:jc w:val="center"/>
+              <w:rPr>
+                <w:b/>
+                <w:bCs/>
+                <w:sz w:val="22"/>
+                <w:szCs w:val="22"/>
+                <w:lang w:val="it-IT"/>
+              </w:rPr>
+            </w:pPr>
+            <w:r>
+              <w:rPr>
+                <w:rFonts w:cs=""/>
+                <w:b/>
+                <w:bCs/>
+                <w:kern w:val="0"/>
+                <w:sz w:val="22"/>
+                <w:szCs w:val="22"/>
+                <w:lang w:val="it-IT" w:eastAsia="en-US" w:bidi="ar-SA"/>
+              </w:rPr>
+              <w:t>PAZIENTE</w:t>
+            </w:r>
+          </w:p>
+        </w:tc>
+        <w:tc>
+          <w:tcPr>
+            <w:tcW w:w="2437" w:type="dxa"/>
+            <w:tcBorders>
+              <w:top w:val="single" w:sz="4" w:space="0" w:color="000000"/>
+              <w:left w:val="single" w:sz="4" w:space="0" w:color="000000"/>
+              <w:bottom w:val="single" w:sz="4" w:space="0" w:color="000000"/>
+              <w:right w:val="single" w:sz="4" w:space="0" w:color="000000"/>
+            </w:tcBorders>
+            <w:vAlign w:val="center"/>
+          </w:tcPr>
+          <w:p>
+            <w:pPr>
+              <w:pStyle w:val="BodyText"/>
+              <w:suppressAutoHyphens w:val="true"/>
+              <w:spacing w:before="74" w:after="0"/>
+              <w:ind w:hanging="0" w:left="0"/>
+              <w:jc w:val="center"/>
+              <w:rPr>
+                <w:lang w:val="it-IT"/>
+              </w:rPr>
+            </w:pPr>
+            <w:r>
+              <w:rPr>
+                <w:lang w:val="it-IT"/>
+              </w:rPr>
+            </w:r>
+          </w:p>
+        </w:tc>
+      </w:tr>
+    </w:tbl>
     <w:p>
       <w:pPr>
         <w:pStyle w:val="Normal"/>
@@ -10439,11 +10771,11 @@
         <w:tblLook w:val="04a0" w:noHBand="0" w:noVBand="1" w:firstColumn="1" w:lastRow="0" w:lastColumn="0" w:firstRow="1"/>
       </w:tblPr>
       <w:tblGrid>
-        <w:gridCol w:w="1794"/>
+        <w:gridCol w:w="1791"/>
         <w:gridCol w:w="2427"/>
-        <w:gridCol w:w="2352"/>
-        <w:gridCol w:w="1344"/>
-        <w:gridCol w:w="2433"/>
+        <w:gridCol w:w="2355"/>
+        <w:gridCol w:w="1341"/>
+        <w:gridCol w:w="2436"/>
       </w:tblGrid>
       <w:tr>
         <w:trPr>
@@ -10451,7 +10783,7 @@
         </w:trPr>
         <w:tc>
           <w:tcPr>
-            <w:tcW w:w="1794" w:type="dxa"/>
+            <w:tcW w:w="1791" w:type="dxa"/>
             <w:tcBorders/>
             <w:shd w:color="auto" w:fill="808080" w:themeFill="background1" w:themeFillShade="80" w:val="clear"/>
           </w:tcPr>
@@ -10528,7 +10860,7 @@
         </w:tc>
         <w:tc>
           <w:tcPr>
-            <w:tcW w:w="2433" w:type="dxa"/>
+            <w:tcW w:w="2436" w:type="dxa"/>
             <w:tcBorders/>
             <w:shd w:color="auto" w:fill="808080" w:themeFill="background1" w:themeFillShade="80" w:val="clear"/>
           </w:tcPr>
@@ -10571,7 +10903,7 @@
         </w:trPr>
         <w:tc>
           <w:tcPr>
-            <w:tcW w:w="1794" w:type="dxa"/>
+            <w:tcW w:w="1791" w:type="dxa"/>
             <w:tcBorders/>
           </w:tcPr>
           <w:p>
@@ -10634,7 +10966,7 @@
         </w:tc>
         <w:tc>
           <w:tcPr>
-            <w:tcW w:w="2352" w:type="dxa"/>
+            <w:tcW w:w="2355" w:type="dxa"/>
             <w:tcBorders/>
           </w:tcPr>
           <w:p>
@@ -10673,7 +11005,7 @@
         </w:tc>
         <w:tc>
           <w:tcPr>
-            <w:tcW w:w="1344" w:type="dxa"/>
+            <w:tcW w:w="1341" w:type="dxa"/>
             <w:tcBorders/>
           </w:tcPr>
           <w:p>
@@ -10708,7 +11040,7 @@
         </w:tc>
         <w:tc>
           <w:tcPr>
-            <w:tcW w:w="2433" w:type="dxa"/>
+            <w:tcW w:w="2436" w:type="dxa"/>
             <w:tcBorders/>
           </w:tcPr>
           <w:p>
@@ -12558,10 +12890,10 @@
       </w:tblPr>
       <w:tblGrid>
         <w:gridCol w:w="2340"/>
-        <w:gridCol w:w="1434"/>
-        <w:gridCol w:w="2180"/>
-        <w:gridCol w:w="1349"/>
-        <w:gridCol w:w="3107"/>
+        <w:gridCol w:w="1431"/>
+        <w:gridCol w:w="2183"/>
+        <w:gridCol w:w="1346"/>
+        <w:gridCol w:w="3110"/>
       </w:tblGrid>
       <w:tr>
         <w:trPr>
@@ -12607,7 +12939,7 @@
         </w:tc>
         <w:tc>
           <w:tcPr>
-            <w:tcW w:w="4963" w:type="dxa"/>
+            <w:tcW w:w="4960" w:type="dxa"/>
             <w:gridSpan w:val="3"/>
             <w:tcBorders/>
             <w:shd w:color="auto" w:fill="808080" w:themeFill="background1" w:themeFillShade="80" w:val="clear"/>
@@ -12646,7 +12978,7 @@
         </w:tc>
         <w:tc>
           <w:tcPr>
-            <w:tcW w:w="3107" w:type="dxa"/>
+            <w:tcW w:w="3110" w:type="dxa"/>
             <w:tcBorders/>
             <w:shd w:color="auto" w:fill="808080" w:themeFill="background1" w:themeFillShade="80" w:val="clear"/>
           </w:tcPr>
@@ -12713,7 +13045,7 @@
         </w:tc>
         <w:tc>
           <w:tcPr>
-            <w:tcW w:w="1434" w:type="dxa"/>
+            <w:tcW w:w="1431" w:type="dxa"/>
             <w:tcBorders/>
           </w:tcPr>
           <w:p>
@@ -12748,7 +13080,7 @@
         </w:tc>
         <w:tc>
           <w:tcPr>
-            <w:tcW w:w="2180" w:type="dxa"/>
+            <w:tcW w:w="2183" w:type="dxa"/>
             <w:tcBorders/>
           </w:tcPr>
           <w:p>
@@ -12783,7 +13115,7 @@
         </w:tc>
         <w:tc>
           <w:tcPr>
-            <w:tcW w:w="1349" w:type="dxa"/>
+            <w:tcW w:w="1346" w:type="dxa"/>
             <w:tcBorders/>
           </w:tcPr>
           <w:p>
@@ -12818,7 +13150,7 @@
         </w:tc>
         <w:tc>
           <w:tcPr>
-            <w:tcW w:w="3107" w:type="dxa"/>
+            <w:tcW w:w="3110" w:type="dxa"/>
             <w:tcBorders/>
           </w:tcPr>
           <w:p>
@@ -12903,8 +13235,8 @@
         <w:gridCol w:w="1621"/>
         <w:gridCol w:w="2322"/>
         <w:gridCol w:w="1621"/>
-        <w:gridCol w:w="2350"/>
-        <w:gridCol w:w="2526"/>
+        <w:gridCol w:w="2349"/>
+        <w:gridCol w:w="2527"/>
       </w:tblGrid>
       <w:tr>
         <w:trPr>
@@ -13117,7 +13449,7 @@
         </w:tc>
         <w:tc>
           <w:tcPr>
-            <w:tcW w:w="2350" w:type="dxa"/>
+            <w:tcW w:w="2349" w:type="dxa"/>
             <w:tcBorders/>
           </w:tcPr>
           <w:p>
@@ -13152,7 +13484,7 @@
         </w:tc>
         <w:tc>
           <w:tcPr>
-            <w:tcW w:w="2526" w:type="dxa"/>
+            <w:tcW w:w="2527" w:type="dxa"/>
             <w:tcBorders/>
           </w:tcPr>
           <w:p>
@@ -24238,7 +24570,7 @@
               <w:szCs w:val="16"/>
               <w:rFonts w:ascii="Arial" w:hAnsi="Arial"/>
             </w:rPr>
-            <w:t>7</w:t>
+            <w:t>8</w:t>
           </w:r>
           <w:r>
             <w:rPr>
@@ -24389,7 +24721,7 @@
               <w:szCs w:val="16"/>
               <w:rFonts w:ascii="Arial" w:hAnsi="Arial"/>
             </w:rPr>
-            <w:t>7</w:t>
+            <w:t>8</w:t>
           </w:r>
           <w:r>
             <w:rPr>
